--- a/facilitator-guide.docx
+++ b/facilitator-guide.docx
@@ -10,7 +10,7 @@
           <w:sz w:val="21"/>
           <w:szCs w:val="24"/>
         </w:rPr>
-        <w:id w:val="2055891973"/>
+        <w:id w:val="-539667033"/>
         <w:docPartObj>
           <w:docPartGallery w:val="Table of Contents"/>
           <w:docPartUnique/>
@@ -51,7 +51,7 @@
           <w:r>
             <w:fldChar w:fldCharType="separate"/>
           </w:r>
-          <w:hyperlink w:anchor="_Toc241747844" w:history="1">
+          <w:hyperlink w:anchor="_Toc241754005" w:history="1">
             <w:r>
               <w:rPr>
                 <w:rStyle w:val="Hyperlink"/>
@@ -78,7 +78,7 @@
                 <w:noProof/>
                 <w:webHidden/>
               </w:rPr>
-              <w:instrText xml:space="preserve"> PAGEREF _Toc241747844 \h </w:instrText>
+              <w:instrText xml:space="preserve"> PAGEREF _Toc241754005 \h </w:instrText>
             </w:r>
             <w:r>
               <w:rPr>
@@ -125,7 +125,7 @@
               <w14:ligatures w14:val="standardContextual"/>
             </w:rPr>
           </w:pPr>
-          <w:hyperlink w:anchor="_Toc241747845" w:history="1">
+          <w:hyperlink w:anchor="_Toc241754006" w:history="1">
             <w:r>
               <w:rPr>
                 <w:rStyle w:val="Hyperlink"/>
@@ -152,7 +152,7 @@
                 <w:noProof/>
                 <w:webHidden/>
               </w:rPr>
-              <w:instrText xml:space="preserve"> PAGEREF _Toc241747845 \h </w:instrText>
+              <w:instrText xml:space="preserve"> PAGEREF _Toc241754006 \h </w:instrText>
             </w:r>
             <w:r>
               <w:rPr>
@@ -199,7 +199,7 @@
               <w14:ligatures w14:val="standardContextual"/>
             </w:rPr>
           </w:pPr>
-          <w:hyperlink w:anchor="_Toc241747846" w:history="1">
+          <w:hyperlink w:anchor="_Toc241754007" w:history="1">
             <w:r>
               <w:rPr>
                 <w:rStyle w:val="Hyperlink"/>
@@ -226,7 +226,7 @@
                 <w:noProof/>
                 <w:webHidden/>
               </w:rPr>
-              <w:instrText xml:space="preserve"> PAGEREF _Toc241747846 \h </w:instrText>
+              <w:instrText xml:space="preserve"> PAGEREF _Toc241754007 \h </w:instrText>
             </w:r>
             <w:r>
               <w:rPr>
@@ -273,7 +273,7 @@
               <w14:ligatures w14:val="standardContextual"/>
             </w:rPr>
           </w:pPr>
-          <w:hyperlink w:anchor="_Toc241747847" w:history="1">
+          <w:hyperlink w:anchor="_Toc241754008" w:history="1">
             <w:r>
               <w:rPr>
                 <w:rStyle w:val="Hyperlink"/>
@@ -300,7 +300,7 @@
                 <w:noProof/>
                 <w:webHidden/>
               </w:rPr>
-              <w:instrText xml:space="preserve"> PAGEREF _Toc241747847 \h </w:instrText>
+              <w:instrText xml:space="preserve"> PAGEREF _Toc241754008 \h </w:instrText>
             </w:r>
             <w:r>
               <w:rPr>
@@ -347,7 +347,7 @@
               <w14:ligatures w14:val="standardContextual"/>
             </w:rPr>
           </w:pPr>
-          <w:hyperlink w:anchor="_Toc241747848" w:history="1">
+          <w:hyperlink w:anchor="_Toc241754009" w:history="1">
             <w:r>
               <w:rPr>
                 <w:rStyle w:val="Hyperlink"/>
@@ -374,7 +374,7 @@
                 <w:noProof/>
                 <w:webHidden/>
               </w:rPr>
-              <w:instrText xml:space="preserve"> PAGEREF _Toc241747848 \h </w:instrText>
+              <w:instrText xml:space="preserve"> PAGEREF _Toc241754009 \h </w:instrText>
             </w:r>
             <w:r>
               <w:rPr>
@@ -421,7 +421,7 @@
               <w14:ligatures w14:val="standardContextual"/>
             </w:rPr>
           </w:pPr>
-          <w:hyperlink w:anchor="_Toc241747849" w:history="1">
+          <w:hyperlink w:anchor="_Toc241754010" w:history="1">
             <w:r>
               <w:rPr>
                 <w:rStyle w:val="Hyperlink"/>
@@ -448,7 +448,7 @@
                 <w:noProof/>
                 <w:webHidden/>
               </w:rPr>
-              <w:instrText xml:space="preserve"> PAGEREF _Toc241747849 \h </w:instrText>
+              <w:instrText xml:space="preserve"> PAGEREF _Toc241754010 \h </w:instrText>
             </w:r>
             <w:r>
               <w:rPr>
@@ -495,7 +495,7 @@
               <w14:ligatures w14:val="standardContextual"/>
             </w:rPr>
           </w:pPr>
-          <w:hyperlink w:anchor="_Toc241747850" w:history="1">
+          <w:hyperlink w:anchor="_Toc241754011" w:history="1">
             <w:r>
               <w:rPr>
                 <w:rStyle w:val="Hyperlink"/>
@@ -522,7 +522,7 @@
                 <w:noProof/>
                 <w:webHidden/>
               </w:rPr>
-              <w:instrText xml:space="preserve"> PAGEREF _Toc241747850 \h </w:instrText>
+              <w:instrText xml:space="preserve"> PAGEREF _Toc241754011 \h </w:instrText>
             </w:r>
             <w:r>
               <w:rPr>
@@ -569,7 +569,7 @@
               <w14:ligatures w14:val="standardContextual"/>
             </w:rPr>
           </w:pPr>
-          <w:hyperlink w:anchor="_Toc241747851" w:history="1">
+          <w:hyperlink w:anchor="_Toc241754012" w:history="1">
             <w:r>
               <w:rPr>
                 <w:rStyle w:val="Hyperlink"/>
@@ -596,7 +596,7 @@
                 <w:noProof/>
                 <w:webHidden/>
               </w:rPr>
-              <w:instrText xml:space="preserve"> PAGEREF _Toc241747851 \h </w:instrText>
+              <w:instrText xml:space="preserve"> PAGEREF _Toc241754012 \h </w:instrText>
             </w:r>
             <w:r>
               <w:rPr>
@@ -643,7 +643,7 @@
               <w14:ligatures w14:val="standardContextual"/>
             </w:rPr>
           </w:pPr>
-          <w:hyperlink w:anchor="_Toc241747852" w:history="1">
+          <w:hyperlink w:anchor="_Toc241754013" w:history="1">
             <w:r>
               <w:rPr>
                 <w:rStyle w:val="Hyperlink"/>
@@ -670,7 +670,7 @@
                 <w:noProof/>
                 <w:webHidden/>
               </w:rPr>
-              <w:instrText xml:space="preserve"> PAGEREF _Toc241747852 \h </w:instrText>
+              <w:instrText xml:space="preserve"> PAGEREF _Toc241754013 \h </w:instrText>
             </w:r>
             <w:r>
               <w:rPr>
@@ -713,7 +713,7 @@
         <w:pStyle w:val="Heading1"/>
       </w:pPr>
       <w:bookmarkStart w:id="0" w:name="facilitator-guide"/>
-      <w:bookmarkStart w:id="1" w:name="_Toc241747844"/>
+      <w:bookmarkStart w:id="1" w:name="_Toc241754005"/>
       <w:r>
         <w:t>Facilitator Guide</w:t>
       </w:r>
@@ -724,7 +724,7 @@
         <w:pStyle w:val="Heading2"/>
       </w:pPr>
       <w:bookmarkStart w:id="2" w:name="Xcf6672c4a7c8d9b4cd1f77047f410e79b506e1f"/>
-      <w:bookmarkStart w:id="3" w:name="_Toc241747845"/>
+      <w:bookmarkStart w:id="3" w:name="_Toc241754006"/>
       <w:r>
         <w:t>Getting Things Done with Copilot Cowork for HR Tasks (4 hours, ~25 attendees)</w:t>
       </w:r>
@@ -786,17 +786,7 @@
         <w:t xml:space="preserve"> (Function · Goal · Output · Why </w:t>
       </w:r>
       <w:r>
-        <w:t xml:space="preserve">Cowork? · Prompt · Workflow · Data sources) built on the </w:t>
-      </w:r>
-      <w:r>
-        <w:rPr>
-          <w:i/>
-          <w:iCs/>
-        </w:rPr>
-        <w:t>Copilot Cowork "Nifty Fifty"</w:t>
-      </w:r>
-      <w:r>
-        <w:t xml:space="preserve"> template — walk the card top-left to bottom-right before attendees start.</w:t>
+        <w:t>Cowork? · Prompt · Workflow · Data sources). Walk the card top-left to bottom-right before attendees start.</w:t>
       </w:r>
     </w:p>
     <w:p>
@@ -804,7 +794,7 @@
         <w:pStyle w:val="Heading2"/>
       </w:pPr>
       <w:bookmarkStart w:id="4" w:name="before-you-start"/>
-      <w:bookmarkStart w:id="5" w:name="_Toc241747846"/>
+      <w:bookmarkStart w:id="5" w:name="_Toc241754007"/>
       <w:bookmarkEnd w:id="2"/>
       <w:r>
         <w:t>Before you start</w:t>
@@ -886,20 +876,20 @@
         <w:t>Cowork spending policy</w:t>
       </w:r>
       <w:r>
+        <w:t xml:space="preserve"> (that's what grants Cowork access) and allowed </w:t>
+      </w:r>
+      <w:r>
+        <w:rPr>
+          <w:b/>
+          <w:bCs/>
+        </w:rPr>
+        <w:t>Cowork Browsing</w:t>
+      </w:r>
+      <w:r>
         <w:t xml:space="preserve"> </w:t>
       </w:r>
       <w:r>
-        <w:t xml:space="preserve">(that's what grants Cowork access) and allowed </w:t>
-      </w:r>
-      <w:r>
-        <w:rPr>
-          <w:b/>
-          <w:bCs/>
-        </w:rPr>
-        <w:t>Cowork Browsing</w:t>
-      </w:r>
-      <w:r>
-        <w:t xml:space="preserve"> (for Ex 3); distribute credentials. Make sure </w:t>
+        <w:t xml:space="preserve">(for Ex 3); distribute credentials. Make sure </w:t>
       </w:r>
       <w:r>
         <w:rPr>
@@ -978,10 +968,7 @@
         <w:t>Dry run:</w:t>
       </w:r>
       <w:r>
-        <w:t xml:space="preserve"> </w:t>
-      </w:r>
-      <w:r>
-        <w:t xml:space="preserve">a full run of all 8 exercises on a test attendee account one week out, checked against the </w:t>
+        <w:t xml:space="preserve"> a full run of all 8 exercises on a test attendee account one week out, checked against the </w:t>
       </w:r>
       <w:hyperlink r:id="rId8">
         <w:r>
@@ -1042,10 +1029,7 @@
         <w:t>separate tenant</w:t>
       </w:r>
       <w:r>
-        <w:t xml:space="preserve">, so mine may look a little different. Your drafts, OneDrive, </w:t>
-      </w:r>
-      <w:r>
-        <w:t xml:space="preserve">and skills are your own. Everything Cowork produces is a </w:t>
+        <w:t xml:space="preserve">, so mine may look a little different. Your drafts, OneDrive, and skills are your own. Everything Cowork produces is a </w:t>
       </w:r>
       <w:r>
         <w:rPr>
@@ -1077,7 +1061,10 @@
         <w:t>Tenant reminder:</w:t>
       </w:r>
       <w:r>
-        <w:t xml:space="preserve"> The attendees share one tenant, so org search/grounding is consistent across the room — but so is any other demo content, and </w:t>
+        <w:t xml:space="preserve"> </w:t>
+      </w:r>
+      <w:r>
+        <w:t xml:space="preserve">The attendees share one tenant, so org search/grounding is consistent across the room — but so is any other demo content, and </w:t>
       </w:r>
       <w:r>
         <w:rPr>
@@ -1112,10 +1099,67 @@
     </w:p>
     <w:p>
       <w:pPr>
+        <w:pStyle w:val="CalloutMarker"/>
+        <w:spacing w:line="80" w:lineRule="exact"/>
+      </w:pPr>
+    </w:p>
+    <w:p>
+      <w:pPr>
+        <w:pStyle w:val="BodyText"/>
+        <w:pBdr>
+          <w:left w:val="single" w:sz="18" w:space="8" w:color="3B1041"/>
+        </w:pBdr>
+        <w:shd w:val="clear" w:color="auto" w:fill="FBF6FD"/>
+        <w:spacing w:before="30" w:after="30"/>
+        <w:ind w:left="288" w:right="144"/>
+      </w:pPr>
+      <w:r>
+        <w:rPr>
+          <w:b/>
+          <w:bCs/>
+        </w:rPr>
+        <w:t>Navigating the deck:</w:t>
+      </w:r>
+      <w:r>
+        <w:t xml:space="preserve"> every exercise starts with a </w:t>
+      </w:r>
+      <w:r>
+        <w:rPr>
+          <w:b/>
+          <w:bCs/>
+        </w:rPr>
+        <w:t>divider slide</w:t>
+      </w:r>
+      <w:r>
+        <w:t xml:space="preserve"> (exercise number, picture, time, and an 8-step progress tracker), and each exercise is its own </w:t>
+      </w:r>
+      <w:r>
+        <w:rPr>
+          <w:b/>
+          <w:bCs/>
+        </w:rPr>
+        <w:t>PowerPoint section</w:t>
+      </w:r>
+      <w:r>
+        <w:t xml:space="preserve">. Open </w:t>
+      </w:r>
+      <w:r>
+        <w:rPr>
+          <w:b/>
+          <w:bCs/>
+        </w:rPr>
+        <w:t>View → Normal</w:t>
+      </w:r>
+      <w:r>
+        <w:t xml:space="preserve"> and use the section headers in the thumbnail pane to jump straight to any exercise.</w:t>
+      </w:r>
+    </w:p>
+    <w:p>
+      <w:pPr>
         <w:pStyle w:val="Heading2"/>
       </w:pPr>
       <w:bookmarkStart w:id="6" w:name="run-sheet-240-minutes"/>
-      <w:bookmarkStart w:id="7" w:name="_Toc241747847"/>
+      <w:bookmarkStart w:id="7" w:name="_Toc241754008"/>
       <w:bookmarkEnd w:id="4"/>
       <w:r>
         <w:t>Run sheet (240 minutes)</w:t>
@@ -1144,9 +1188,9 @@
       </w:tblPr>
       <w:tblGrid>
         <w:gridCol w:w="700"/>
-        <w:gridCol w:w="1915"/>
-        <w:gridCol w:w="4895"/>
-        <w:gridCol w:w="2462"/>
+        <w:gridCol w:w="1918"/>
+        <w:gridCol w:w="4886"/>
+        <w:gridCol w:w="2468"/>
       </w:tblGrid>
       <w:tr>
         <w:trPr>
@@ -1496,7 +1540,7 @@
               <w:rPr>
                 <w:sz w:val="19"/>
               </w:rPr>
-              <w:t xml:space="preserve">Show the approval dialog (one at a time); walk the Nifty Fifty card; demo the HTML dashboard; </w:t>
+              <w:t xml:space="preserve">Show the approval dialog (one at a time); walk the scenario card; demo the HTML dashboard; </w:t>
             </w:r>
             <w:r>
               <w:rPr>
@@ -2200,7 +2244,14 @@
               <w:rPr>
                 <w:sz w:val="19"/>
               </w:rPr>
-              <w:t>3:35–3:55</w:t>
+              <w:t>3:35–</w:t>
+            </w:r>
+            <w:r>
+              <w:rPr>
+                <w:sz w:val="19"/>
+              </w:rPr>
+              <w:lastRenderedPageBreak/>
+              <w:t>3:55</w:t>
             </w:r>
           </w:p>
         </w:tc>
@@ -2219,23 +2270,34 @@
                 <w:bCs/>
                 <w:sz w:val="19"/>
               </w:rPr>
-              <w:t>Ex 8 — Agent Builder (non-Cowork)</w:t>
-            </w:r>
-          </w:p>
-        </w:tc>
-        <w:tc>
-          <w:tcPr>
-            <w:tcW w:w="0" w:type="auto"/>
-          </w:tcPr>
-          <w:p>
-            <w:pPr>
-              <w:pStyle w:val="Compact"/>
-              <w:spacing w:before="20" w:after="20"/>
-            </w:pPr>
-            <w:r>
-              <w:rPr>
-                <w:sz w:val="19"/>
-              </w:rPr>
+              <w:lastRenderedPageBreak/>
+              <w:t xml:space="preserve">Ex 8 — Agent </w:t>
+            </w:r>
+            <w:r>
+              <w:rPr>
+                <w:b/>
+                <w:bCs/>
+                <w:sz w:val="19"/>
+              </w:rPr>
+              <w:lastRenderedPageBreak/>
+              <w:t>Builder (non-Cowork)</w:t>
+            </w:r>
+          </w:p>
+        </w:tc>
+        <w:tc>
+          <w:tcPr>
+            <w:tcW w:w="0" w:type="auto"/>
+          </w:tcPr>
+          <w:p>
+            <w:pPr>
+              <w:pStyle w:val="Compact"/>
+              <w:spacing w:before="20" w:after="20"/>
+            </w:pPr>
+            <w:r>
+              <w:rPr>
+                <w:sz w:val="19"/>
+              </w:rPr>
+              <w:lastRenderedPageBreak/>
               <w:t>Build the HR Policy Agent live; test on "Try it"</w:t>
             </w:r>
           </w:p>
@@ -2253,7 +2315,14 @@
               <w:rPr>
                 <w:sz w:val="19"/>
               </w:rPr>
-              <w:t>Build, add knowledge, test in/out of scope</w:t>
+              <w:t xml:space="preserve">Build, add knowledge, test </w:t>
+            </w:r>
+            <w:r>
+              <w:rPr>
+                <w:sz w:val="19"/>
+              </w:rPr>
+              <w:lastRenderedPageBreak/>
+              <w:t>in/out of scope</w:t>
             </w:r>
           </w:p>
         </w:tc>
@@ -2272,14 +2341,8 @@
               <w:rPr>
                 <w:sz w:val="19"/>
               </w:rPr>
-              <w:t>3:55–</w:t>
-            </w:r>
-            <w:r>
-              <w:rPr>
-                <w:sz w:val="19"/>
-              </w:rPr>
               <w:lastRenderedPageBreak/>
-              <w:t>4:00</w:t>
+              <w:t>3:55–4:00</w:t>
             </w:r>
           </w:p>
         </w:tc>
@@ -2298,7 +2361,6 @@
                 <w:bCs/>
                 <w:sz w:val="19"/>
               </w:rPr>
-              <w:lastRenderedPageBreak/>
               <w:t>Wrap-up</w:t>
             </w:r>
           </w:p>
@@ -2316,39 +2378,24 @@
               <w:rPr>
                 <w:sz w:val="19"/>
               </w:rPr>
-              <w:t xml:space="preserve">Recap the three tools, quick knowledge check, next </w:t>
-            </w:r>
-            <w:r>
-              <w:rPr>
-                <w:sz w:val="19"/>
-              </w:rPr>
-              <w:lastRenderedPageBreak/>
-              <w:t>steps</w:t>
-            </w:r>
-          </w:p>
-        </w:tc>
-        <w:tc>
-          <w:tcPr>
-            <w:tcW w:w="0" w:type="auto"/>
-          </w:tcPr>
-          <w:p>
-            <w:pPr>
-              <w:pStyle w:val="Compact"/>
-              <w:spacing w:before="20" w:after="20"/>
-            </w:pPr>
-            <w:r>
-              <w:rPr>
-                <w:sz w:val="19"/>
-              </w:rPr>
-              <w:lastRenderedPageBreak/>
-              <w:t xml:space="preserve">Q&amp;A, pick a "next week" </w:t>
-            </w:r>
-            <w:r>
-              <w:rPr>
-                <w:sz w:val="19"/>
-              </w:rPr>
-              <w:lastRenderedPageBreak/>
-              <w:t>task</w:t>
+              <w:t>Recap the three tools, quick knowledge check, next steps</w:t>
+            </w:r>
+          </w:p>
+        </w:tc>
+        <w:tc>
+          <w:tcPr>
+            <w:tcW w:w="0" w:type="auto"/>
+          </w:tcPr>
+          <w:p>
+            <w:pPr>
+              <w:pStyle w:val="Compact"/>
+              <w:spacing w:before="20" w:after="20"/>
+            </w:pPr>
+            <w:r>
+              <w:rPr>
+                <w:sz w:val="19"/>
+              </w:rPr>
+              <w:t>Q&amp;A, pick a "next week" task</w:t>
             </w:r>
           </w:p>
         </w:tc>
@@ -2359,10 +2406,9 @@
         <w:pStyle w:val="Heading2"/>
       </w:pPr>
       <w:bookmarkStart w:id="8" w:name="segment-talking-points"/>
-      <w:bookmarkStart w:id="9" w:name="_Toc241747848"/>
+      <w:bookmarkStart w:id="9" w:name="_Toc241754009"/>
       <w:bookmarkEnd w:id="6"/>
       <w:r>
-        <w:lastRenderedPageBreak/>
         <w:t>Segment talking points</w:t>
       </w:r>
       <w:bookmarkEnd w:id="9"/>
@@ -2395,7 +2441,10 @@
         <w:t>six learning objectives</w:t>
       </w:r>
       <w:r>
-        <w:t xml:space="preserve"> (README / workbook / deck slide 3): choose the right tool, delegate safely, ground in real content, package repeatable work, build a no-code agent, apply HR guardrails. Come back to them at wrap-up.</w:t>
+        <w:t xml:space="preserve"> </w:t>
+      </w:r>
+      <w:r>
+        <w:t>(README / workbook / deck slide 3): choose the right tool, delegate safely, ground in real content, package repeatable work, build a no-code agent, apply HR guardrails. Come back to them at wrap-up.</w:t>
       </w:r>
     </w:p>
     <w:p>
@@ -2503,10 +2552,7 @@
         <w:t>Cowork = AI coworker</w:t>
       </w:r>
       <w:r>
-        <w:t xml:space="preserve"> </w:t>
-      </w:r>
-      <w:r>
-        <w:t xml:space="preserve">(you describe an outcome, it does the multi-step work and hands back a deliverable). See </w:t>
+        <w:t xml:space="preserve"> (you describe an outcome, it does the multi-step work and hands back a deliverable). See </w:t>
       </w:r>
       <w:hyperlink r:id="rId10">
         <w:r>
@@ -2650,7 +2696,10 @@
         <w:t>Customize</w:t>
       </w:r>
       <w:r>
-        <w:t xml:space="preserve"> (custom instructions, skills, plugins). See </w:t>
+        <w:t xml:space="preserve"> </w:t>
+      </w:r>
+      <w:r>
+        <w:t xml:space="preserve">(custom instructions, skills, plugins). See </w:t>
       </w:r>
       <w:hyperlink r:id="rId11">
         <w:r>
@@ -2824,7 +2873,10 @@
         <w:t>More options → Always allow</w:t>
       </w:r>
       <w:r>
-        <w:t xml:space="preserve">. Say plainly: "One at a time. No Approve All." Show where to revoke: side panel → </w:t>
+        <w:t xml:space="preserve">. Say plainly: "One at a time. No Approve All." Show where to </w:t>
+      </w:r>
+      <w:r>
+        <w:t xml:space="preserve">revoke: side panel → </w:t>
       </w:r>
       <w:r>
         <w:rPr>
@@ -2846,27 +2898,18 @@
         </w:numPr>
       </w:pPr>
       <w:r>
-        <w:t xml:space="preserve">This is the </w:t>
-      </w:r>
-      <w:r>
-        <w:rPr>
-          <w:b/>
-          <w:bCs/>
-        </w:rPr>
-        <w:t>"Exec 01"</w:t>
-      </w:r>
-      <w:r>
-        <w:t xml:space="preserve"> scenario from the </w:t>
-      </w:r>
-      <w:r>
-        <w:rPr>
-          <w:i/>
-          <w:iCs/>
-        </w:rPr>
-        <w:t>Copilot Cowork "Nifty Fifty"</w:t>
-      </w:r>
-      <w:r>
-        <w:t xml:space="preserve"> pack — the scenario card on screen is the same format every later exercise uses. Walk it: </w:t>
+        <w:lastRenderedPageBreak/>
+        <w:t xml:space="preserve">This is the first </w:t>
+      </w:r>
+      <w:r>
+        <w:rPr>
+          <w:b/>
+          <w:bCs/>
+        </w:rPr>
+        <w:t>scenario card</w:t>
+      </w:r>
+      <w:r>
+        <w:t xml:space="preserve"> of the day, and every later exercise uses the same format. Walk it: </w:t>
       </w:r>
       <w:r>
         <w:rPr>
@@ -2888,7 +2931,6 @@
         </w:numPr>
       </w:pPr>
       <w:r>
-        <w:lastRenderedPageBreak/>
         <w:t xml:space="preserve">It shows Cowork at full stretch in </w:t>
       </w:r>
       <w:r>
@@ -3486,6 +3528,7 @@
       <w:bookmarkStart w:id="16" w:name="Xd62b2e4646255771b574ef7c2be4763dc9cc1cf"/>
       <w:bookmarkEnd w:id="15"/>
       <w:r>
+        <w:lastRenderedPageBreak/>
         <w:t>Ex 3 — Navigate websites with Cowork's browser (1:35–2:00)</w:t>
       </w:r>
     </w:p>
@@ -3534,7 +3577,6 @@
           <w:b/>
           <w:bCs/>
         </w:rPr>
-        <w:lastRenderedPageBreak/>
         <w:t>Say it early:</w:t>
       </w:r>
       <w:r>
@@ -4149,6 +4191,7 @@
       <w:bookmarkStart w:id="19" w:name="break-245255"/>
       <w:bookmarkEnd w:id="18"/>
       <w:r>
+        <w:lastRenderedPageBreak/>
         <w:t>Break (2:45–2:55)</w:t>
       </w:r>
     </w:p>
@@ -4171,7 +4214,6 @@
       <w:bookmarkStart w:id="20" w:name="ex-6--onboarding-pack-255315"/>
       <w:bookmarkEnd w:id="19"/>
       <w:r>
-        <w:lastRenderedPageBreak/>
         <w:t>Ex 6 — Onboarding pack (2:55–3:15)</w:t>
       </w:r>
     </w:p>
@@ -4334,7 +4376,7 @@
         <w:rPr>
           <w:rStyle w:val="VerbatimChar"/>
         </w:rPr>
-        <w:t>Documents/Cowork</w:t>
+        <w:t>Documents/ai_hr_cowork_workshop</w:t>
       </w:r>
       <w:r>
         <w:t xml:space="preserve">) because a scheduled run can't ask for clarification. Choose </w:t>
@@ -4567,7 +4609,18 @@
         </w:numPr>
       </w:pPr>
       <w:r>
-        <w:t xml:space="preserve">Name HR plugins from Microsoft's published list: </w:t>
+        <w:t>Name HR plugins from Microsoft's published list (</w:t>
+      </w:r>
+      <w:hyperlink r:id="rId16">
+        <w:r>
+          <w:rPr>
+            <w:rStyle w:val="Hyperlink"/>
+          </w:rPr>
+          <w:t>Available plugins for Copilot Cowork</w:t>
+        </w:r>
+      </w:hyperlink>
+      <w:r>
+        <w:t xml:space="preserve">): </w:t>
       </w:r>
       <w:r>
         <w:rPr>
@@ -4577,10 +4630,7 @@
         <w:t>Gusto</w:t>
       </w:r>
       <w:r>
-        <w:t xml:space="preserve"> </w:t>
-      </w:r>
-      <w:r>
-        <w:t xml:space="preserve">(payroll, employee records, benefits enrollment), </w:t>
+        <w:t xml:space="preserve"> (payroll, employee records, benefits enrollment), </w:t>
       </w:r>
       <w:r>
         <w:rPr>
@@ -4652,6 +4702,48 @@
         </w:numPr>
       </w:pPr>
       <w:r>
+        <w:rPr>
+          <w:b/>
+          <w:bCs/>
+        </w:rPr>
+        <w:t>Expect the SAP SuccessFactors question.</w:t>
+      </w:r>
+      <w:r>
+        <w:t xml:space="preserve"> </w:t>
+      </w:r>
+      <w:r>
+        <w:t xml:space="preserve">There's no SuccessFactors plugin in the Cowork catalog yet (checked Oct 1, 2026). Point to the </w:t>
+      </w:r>
+      <w:r>
+        <w:rPr>
+          <w:b/>
+          <w:bCs/>
+        </w:rPr>
+        <w:t>Employee Self-Service agent</w:t>
+      </w:r>
+      <w:r>
+        <w:t xml:space="preserve"> with its SAP SuccessFactors extension pack (a Copilot agent, not a Cowork plugin), or a </w:t>
+      </w:r>
+      <w:r>
+        <w:rPr>
+          <w:b/>
+          <w:bCs/>
+        </w:rPr>
+        <w:t>custom plugin</w:t>
+      </w:r>
+      <w:r>
+        <w:t xml:space="preserve"> with an MCP connector built by IT. Re-check the catalog link before each delivery; it keeps growing.</w:t>
+      </w:r>
+    </w:p>
+    <w:p>
+      <w:pPr>
+        <w:pStyle w:val="Compact"/>
+        <w:numPr>
+          <w:ilvl w:val="0"/>
+          <w:numId w:val="16"/>
+        </w:numPr>
+      </w:pPr>
+      <w:r>
         <w:t xml:space="preserve">Walk the </w:t>
       </w:r>
       <w:r>
@@ -4664,7 +4756,7 @@
       <w:r>
         <w:t xml:space="preserve"> from </w:t>
       </w:r>
-      <w:hyperlink r:id="rId16">
+      <w:hyperlink r:id="rId17">
         <w:r>
           <w:rPr>
             <w:rStyle w:val="Hyperlink"/>
@@ -4673,7 +4765,10 @@
         </w:r>
       </w:hyperlink>
       <w:r>
-        <w:t>: with a payroll plugin, Cowork joins the ticket spreadsheet with live payroll data, then waits for approval.</w:t>
+        <w:t xml:space="preserve">: with a </w:t>
+      </w:r>
+      <w:r>
+        <w:t>payroll plugin, Cowork joins the ticket spreadsheet with live payroll data, then waits for approval.</w:t>
       </w:r>
     </w:p>
     <w:p>
@@ -4749,7 +4844,10 @@
         <w:t>into</w:t>
       </w:r>
       <w:r>
-        <w:t xml:space="preserve"> Cowork. Next, Agent Builder lets you build a helper </w:t>
+        <w:t xml:space="preserve"> </w:t>
+      </w:r>
+      <w:r>
+        <w:t xml:space="preserve">Cowork. Next, Agent Builder lets you build a helper </w:t>
       </w:r>
       <w:r>
         <w:rPr>
@@ -4769,6 +4867,7 @@
       <w:bookmarkStart w:id="23" w:name="ex-8--agent-builder-non-cowork-335355"/>
       <w:bookmarkEnd w:id="22"/>
       <w:r>
+        <w:lastRenderedPageBreak/>
         <w:t>Ex 8 — Agent Builder, non-Cowork (3:35–3:55)</w:t>
       </w:r>
     </w:p>
@@ -4813,7 +4912,7 @@
       <w:r>
         <w:t xml:space="preserve"> live. See </w:t>
       </w:r>
-      <w:hyperlink r:id="rId17">
+      <w:hyperlink r:id="rId18">
         <w:r>
           <w:rPr>
             <w:rStyle w:val="Hyperlink"/>
@@ -4886,7 +4985,10 @@
         <w:t>Describe → Configure → Try it</w:t>
       </w:r>
       <w:r>
-        <w:t xml:space="preserve"> tabs; add the Zava HR docs as </w:t>
+        <w:t xml:space="preserve"> </w:t>
+      </w:r>
+      <w:r>
+        <w:t xml:space="preserve">tabs; add the Zava HR docs as </w:t>
       </w:r>
       <w:r>
         <w:rPr>
@@ -4908,7 +5010,6 @@
         </w:numPr>
       </w:pPr>
       <w:r>
-        <w:lastRenderedPageBreak/>
         <w:t xml:space="preserve">Note it's </w:t>
       </w:r>
       <w:r>
@@ -4983,7 +5084,10 @@
         <w:t>three tools</w:t>
       </w:r>
       <w:r>
-        <w:t>: Copilot Chat (quick answers), Cowork (get work done), Agent Builder (stand up a reusable helper).</w:t>
+        <w:t xml:space="preserve">: Copilot Chat (quick answers), Cowork (get work done), Agent Builder </w:t>
+      </w:r>
+      <w:r>
+        <w:t>(stand up a reusable helper).</w:t>
       </w:r>
     </w:p>
     <w:p>
@@ -5019,7 +5123,7 @@
       <w:r>
         <w:t xml:space="preserve">Recap the five golden rules from </w:t>
       </w:r>
-      <w:hyperlink r:id="rId18">
+      <w:hyperlink r:id="rId19">
         <w:r>
           <w:rPr>
             <w:rStyle w:val="Hyperlink"/>
@@ -5042,7 +5146,7 @@
       <w:r>
         <w:t xml:space="preserve">Point to the </w:t>
       </w:r>
-      <w:hyperlink r:id="rId19">
+      <w:hyperlink r:id="rId20">
         <w:r>
           <w:rPr>
             <w:rStyle w:val="Hyperlink"/>
@@ -5074,51 +5178,6 @@
       </w:r>
       <w:r>
         <w:t xml:space="preserve"> as a show of hands (deck slide: pick 2–3 of the 4 questions; questions and answers in </w:t>
-      </w:r>
-      <w:hyperlink r:id="rId20">
-        <w:r>
-          <w:rPr>
-            <w:rStyle w:val="Hyperlink"/>
-          </w:rPr>
-          <w:t>after-the-workshop.docx</w:t>
-        </w:r>
-      </w:hyperlink>
-      <w:r>
-        <w:t>), then revisit the learning objectives.</w:t>
-      </w:r>
-    </w:p>
-    <w:p>
-      <w:pPr>
-        <w:pStyle w:val="Compact"/>
-        <w:numPr>
-          <w:ilvl w:val="0"/>
-          <w:numId w:val="18"/>
-        </w:numPr>
-      </w:pPr>
-      <w:r>
-        <w:t>Have them name one task they'll try in real work next week.</w:t>
-      </w:r>
-    </w:p>
-    <w:p>
-      <w:pPr>
-        <w:pStyle w:val="Compact"/>
-        <w:numPr>
-          <w:ilvl w:val="0"/>
-          <w:numId w:val="18"/>
-        </w:numPr>
-      </w:pPr>
-      <w:r>
-        <w:rPr>
-          <w:b/>
-          <w:bCs/>
-        </w:rPr>
-        <w:t>Next day:</w:t>
-      </w:r>
-      <w:r>
-        <w:t xml:space="preserve"> send</w:t>
-      </w:r>
-      <w:r>
-        <w:t xml:space="preserve"> </w:t>
       </w:r>
       <w:hyperlink r:id="rId21">
         <w:r>
@@ -5129,6 +5188,48 @@
         </w:r>
       </w:hyperlink>
       <w:r>
+        <w:t>), then revisit the learning objectives.</w:t>
+      </w:r>
+    </w:p>
+    <w:p>
+      <w:pPr>
+        <w:pStyle w:val="Compact"/>
+        <w:numPr>
+          <w:ilvl w:val="0"/>
+          <w:numId w:val="18"/>
+        </w:numPr>
+      </w:pPr>
+      <w:r>
+        <w:t>Have them name one task they'll try in real work next week.</w:t>
+      </w:r>
+    </w:p>
+    <w:p>
+      <w:pPr>
+        <w:pStyle w:val="Compact"/>
+        <w:numPr>
+          <w:ilvl w:val="0"/>
+          <w:numId w:val="18"/>
+        </w:numPr>
+      </w:pPr>
+      <w:r>
+        <w:rPr>
+          <w:b/>
+          <w:bCs/>
+        </w:rPr>
+        <w:t>Next day:</w:t>
+      </w:r>
+      <w:r>
+        <w:t xml:space="preserve"> send </w:t>
+      </w:r>
+      <w:hyperlink r:id="rId22">
+        <w:r>
+          <w:rPr>
+            <w:rStyle w:val="Hyperlink"/>
+          </w:rPr>
+          <w:t>after-the-workshop.docx</w:t>
+        </w:r>
+      </w:hyperlink>
+      <w:r>
         <w:t xml:space="preserve"> (full knowledge check, feedback survey, and 30-day adoption plan).</w:t>
       </w:r>
     </w:p>
@@ -5137,7 +5238,7 @@
         <w:pStyle w:val="Heading2"/>
       </w:pPr>
       <w:bookmarkStart w:id="25" w:name="troubleshooting-triage-hand-to-proctors"/>
-      <w:bookmarkStart w:id="26" w:name="_Toc241747849"/>
+      <w:bookmarkStart w:id="26" w:name="_Toc241754010"/>
       <w:bookmarkEnd w:id="8"/>
       <w:bookmarkEnd w:id="24"/>
       <w:r>
@@ -5311,7 +5412,7 @@
               </w:rPr>
               <w:t xml:space="preserve"> meanwhile (see the </w:t>
             </w:r>
-            <w:hyperlink r:id="rId22">
+            <w:hyperlink r:id="rId23">
               <w:r>
                 <w:rPr>
                   <w:rStyle w:val="Hyperlink"/>
@@ -5660,13 +5761,7 @@
               <w:rPr>
                 <w:sz w:val="19"/>
               </w:rPr>
-              <w:t xml:space="preserve"> </w:t>
-            </w:r>
-            <w:r>
-              <w:rPr>
-                <w:sz w:val="19"/>
-              </w:rPr>
-              <w:t>was clicked earlier in the session</w:t>
+              <w:t xml:space="preserve"> was clicked earlier in the session</w:t>
             </w:r>
           </w:p>
         </w:tc>
@@ -5738,23 +5833,31 @@
               <w:rPr>
                 <w:sz w:val="19"/>
               </w:rPr>
-              <w:t xml:space="preserve"> option missing (Ex 8)</w:t>
-            </w:r>
-          </w:p>
-        </w:tc>
-        <w:tc>
-          <w:tcPr>
-            <w:tcW w:w="0" w:type="auto"/>
-          </w:tcPr>
-          <w:p>
-            <w:pPr>
-              <w:pStyle w:val="Compact"/>
-              <w:spacing w:before="20" w:after="20"/>
-            </w:pPr>
-            <w:r>
-              <w:rPr>
-                <w:sz w:val="19"/>
-              </w:rPr>
+              <w:t xml:space="preserve"> </w:t>
+            </w:r>
+            <w:r>
+              <w:rPr>
+                <w:sz w:val="19"/>
+              </w:rPr>
+              <w:lastRenderedPageBreak/>
+              <w:t>option missing (Ex 8)</w:t>
+            </w:r>
+          </w:p>
+        </w:tc>
+        <w:tc>
+          <w:tcPr>
+            <w:tcW w:w="0" w:type="auto"/>
+          </w:tcPr>
+          <w:p>
+            <w:pPr>
+              <w:pStyle w:val="Compact"/>
+              <w:spacing w:before="20" w:after="20"/>
+            </w:pPr>
+            <w:r>
+              <w:rPr>
+                <w:sz w:val="19"/>
+              </w:rPr>
+              <w:lastRenderedPageBreak/>
               <w:t>On mobile, or wrong Copilot surface</w:t>
             </w:r>
           </w:p>
@@ -5772,7 +5875,14 @@
               <w:rPr>
                 <w:sz w:val="19"/>
               </w:rPr>
-              <w:t>Use desktop/web Microsoft 365 Copilot (Chat/Teams); confirm Copilot license</w:t>
+              <w:t xml:space="preserve">Use desktop/web Microsoft 365 Copilot </w:t>
+            </w:r>
+            <w:r>
+              <w:rPr>
+                <w:sz w:val="19"/>
+              </w:rPr>
+              <w:lastRenderedPageBreak/>
+              <w:t>(Chat/Teams); confirm Copilot license</w:t>
             </w:r>
           </w:p>
         </w:tc>
@@ -5791,6 +5901,7 @@
               <w:rPr>
                 <w:sz w:val="19"/>
               </w:rPr>
+              <w:lastRenderedPageBreak/>
               <w:t>Command center is nearly empty (Ex 1)</w:t>
             </w:r>
           </w:p>
@@ -5844,31 +5955,23 @@
               <w:rPr>
                 <w:sz w:val="19"/>
               </w:rPr>
-              <w:t xml:space="preserve">Can't find the output file (any </w:t>
-            </w:r>
-            <w:r>
-              <w:rPr>
-                <w:sz w:val="19"/>
-              </w:rPr>
-              <w:lastRenderedPageBreak/>
-              <w:t>exercise)</w:t>
-            </w:r>
-          </w:p>
-        </w:tc>
-        <w:tc>
-          <w:tcPr>
-            <w:tcW w:w="0" w:type="auto"/>
-          </w:tcPr>
-          <w:p>
-            <w:pPr>
-              <w:pStyle w:val="Compact"/>
-              <w:spacing w:before="20" w:after="20"/>
-            </w:pPr>
-            <w:r>
-              <w:rPr>
-                <w:sz w:val="19"/>
-              </w:rPr>
-              <w:lastRenderedPageBreak/>
+              <w:t>Can't find the output file (any exercise)</w:t>
+            </w:r>
+          </w:p>
+        </w:tc>
+        <w:tc>
+          <w:tcPr>
+            <w:tcW w:w="0" w:type="auto"/>
+          </w:tcPr>
+          <w:p>
+            <w:pPr>
+              <w:pStyle w:val="Compact"/>
+              <w:spacing w:before="20" w:after="20"/>
+            </w:pPr>
+            <w:r>
+              <w:rPr>
+                <w:sz w:val="19"/>
+              </w:rPr>
               <w:t>Side panel closed, or looking in the chat</w:t>
             </w:r>
           </w:p>
@@ -6143,7 +6246,13 @@
               <w:rPr>
                 <w:sz w:val="19"/>
               </w:rPr>
-              <w:t xml:space="preserve"> setting is off, or the consent notice wasn't accepted</w:t>
+              <w:t xml:space="preserve"> </w:t>
+            </w:r>
+            <w:r>
+              <w:rPr>
+                <w:sz w:val="19"/>
+              </w:rPr>
+              <w:t>setting is off, or the consent notice wasn't accepted</w:t>
             </w:r>
           </w:p>
         </w:tc>
@@ -6318,7 +6427,7 @@
               </w:rPr>
               <w:t xml:space="preserve">Stop after 10 minutes; switch to </w:t>
             </w:r>
-            <w:hyperlink r:id="rId23">
+            <w:hyperlink r:id="rId24">
               <w:r>
                 <w:rPr>
                   <w:rStyle w:val="Hyperlink"/>
@@ -6335,7 +6444,7 @@
         <w:pStyle w:val="Heading2"/>
       </w:pPr>
       <w:bookmarkStart w:id="27" w:name="time-checks-and-what-to-cut"/>
-      <w:bookmarkStart w:id="28" w:name="_Toc241747850"/>
+      <w:bookmarkStart w:id="28" w:name="_Toc241754011"/>
       <w:bookmarkEnd w:id="25"/>
       <w:r>
         <w:t>Time checks and what to cut</w:t>
@@ -6858,7 +6967,7 @@
       <w:r>
         <w:t xml:space="preserve"> prompts, or have early finishers try a prompt from the </w:t>
       </w:r>
-      <w:hyperlink r:id="rId24">
+      <w:hyperlink r:id="rId25">
         <w:r>
           <w:rPr>
             <w:rStyle w:val="Hyperlink"/>
@@ -6875,7 +6984,7 @@
         <w:pStyle w:val="Heading2"/>
       </w:pPr>
       <w:bookmarkStart w:id="29" w:name="pacing-tips-for-25-people"/>
-      <w:bookmarkStart w:id="30" w:name="_Toc241747851"/>
+      <w:bookmarkStart w:id="30" w:name="_Toc241754012"/>
       <w:bookmarkEnd w:id="27"/>
       <w:r>
         <w:t>Pacing tips for ~25 people</w:t>
@@ -6920,6 +7029,7 @@
         </w:numPr>
       </w:pPr>
       <w:r>
+        <w:lastRenderedPageBreak/>
         <w:t xml:space="preserve">Keep </w:t>
       </w:r>
       <w:r>
@@ -6952,10 +7062,7 @@
         <w:t>parking lot</w:t>
       </w:r>
       <w:r>
-        <w:t xml:space="preserve"> </w:t>
-      </w:r>
-      <w:r>
-        <w:t>it and keep moving; a proctor follows up.</w:t>
+        <w:t xml:space="preserve"> it and keep moving; a proctor follows up.</w:t>
       </w:r>
     </w:p>
     <w:p>
@@ -6985,10 +7092,9 @@
         <w:pStyle w:val="Heading2"/>
       </w:pPr>
       <w:bookmarkStart w:id="31" w:name="success-criteria"/>
-      <w:bookmarkStart w:id="32" w:name="_Toc241747852"/>
+      <w:bookmarkStart w:id="32" w:name="_Toc241754013"/>
       <w:bookmarkEnd w:id="29"/>
       <w:r>
-        <w:lastRenderedPageBreak/>
         <w:t>Success criteria</w:t>
       </w:r>
       <w:bookmarkEnd w:id="32"/>
@@ -7118,7 +7224,10 @@
         <w:t>navigate two websites</w:t>
       </w:r>
       <w:r>
-        <w:t xml:space="preserve"> in Edge and turn the result into a Word brief (Ex 3)</w:t>
+        <w:t xml:space="preserve"> </w:t>
+      </w:r>
+      <w:r>
+        <w:t>in Edge and turn the result into a Word brief (Ex 3)</w:t>
       </w:r>
     </w:p>
     <w:p>
@@ -7194,7 +7303,7 @@
       <w:bookmarkEnd w:id="31"/>
     </w:p>
     <w:sectPr>
-      <w:footerReference w:type="default" r:id="rId25"/>
+      <w:footerReference w:type="default" r:id="rId26"/>
       <w:footnotePr>
         <w:numRestart w:val="eachSect"/>
       </w:footnotePr>
@@ -7314,7 +7423,7 @@
   <w:abstractNum w:abstractNumId="0" w15:restartNumberingAfterBreak="0">
     <w:nsid w:val="0000A990"/>
     <w:multiLevelType w:val="multilevel"/>
-    <w:tmpl w:val="843ECD34"/>
+    <w:tmpl w:val="4ED6E582"/>
     <w:lvl w:ilvl="0">
       <w:numFmt w:val="bullet"/>
       <w:lvlText w:val=" "/>
@@ -7391,7 +7500,7 @@
   <w:abstractNum w:abstractNumId="1" w15:restartNumberingAfterBreak="0">
     <w:nsid w:val="0000A991"/>
     <w:multiLevelType w:val="multilevel"/>
-    <w:tmpl w:val="E2346C6E"/>
+    <w:tmpl w:val="6D607EF8"/>
     <w:lvl w:ilvl="0">
       <w:numFmt w:val="bullet"/>
       <w:lvlText w:val=""/>
@@ -7495,7 +7604,7 @@
   <w:abstractNum w:abstractNumId="2" w15:restartNumberingAfterBreak="0">
     <w:nsid w:val="0000A992"/>
     <w:multiLevelType w:val="multilevel"/>
-    <w:tmpl w:val="FACA9ED0"/>
+    <w:tmpl w:val="F0D6090E"/>
     <w:lvl w:ilvl="0">
       <w:numFmt w:val="bullet"/>
       <w:lvlText w:val="☐"/>
@@ -7572,7 +7681,7 @@
   <w:abstractNum w:abstractNumId="3" w15:restartNumberingAfterBreak="0">
     <w:nsid w:val="00A99411"/>
     <w:multiLevelType w:val="multilevel"/>
-    <w:tmpl w:val="C8ECA8CE"/>
+    <w:tmpl w:val="14044934"/>
     <w:lvl w:ilvl="0">
       <w:start w:val="1"/>
       <w:numFmt w:val="decimal"/>
@@ -7655,25 +7764,25 @@
       </w:pPr>
     </w:lvl>
   </w:abstractNum>
-  <w:num w:numId="1" w16cid:durableId="959411029">
+  <w:num w:numId="1" w16cid:durableId="511918430">
     <w:abstractNumId w:val="0"/>
   </w:num>
-  <w:num w:numId="2" w16cid:durableId="1983460077">
+  <w:num w:numId="2" w16cid:durableId="286669129">
     <w:abstractNumId w:val="1"/>
   </w:num>
-  <w:num w:numId="3" w16cid:durableId="1356224238">
+  <w:num w:numId="3" w16cid:durableId="1515917149">
     <w:abstractNumId w:val="1"/>
   </w:num>
-  <w:num w:numId="4" w16cid:durableId="423301089">
+  <w:num w:numId="4" w16cid:durableId="1161967729">
     <w:abstractNumId w:val="1"/>
   </w:num>
-  <w:num w:numId="5" w16cid:durableId="592207948">
+  <w:num w:numId="5" w16cid:durableId="1338800715">
     <w:abstractNumId w:val="1"/>
   </w:num>
-  <w:num w:numId="6" w16cid:durableId="387070735">
+  <w:num w:numId="6" w16cid:durableId="245190373">
     <w:abstractNumId w:val="1"/>
   </w:num>
-  <w:num w:numId="7" w16cid:durableId="262612687">
+  <w:num w:numId="7" w16cid:durableId="1441491916">
     <w:abstractNumId w:val="3"/>
     <w:lvlOverride w:ilvl="0">
       <w:startOverride w:val="1"/>
@@ -7703,70 +7812,70 @@
       <w:startOverride w:val="1"/>
     </w:lvlOverride>
   </w:num>
-  <w:num w:numId="8" w16cid:durableId="2127461164">
+  <w:num w:numId="8" w16cid:durableId="1262763490">
     <w:abstractNumId w:val="1"/>
   </w:num>
-  <w:num w:numId="9" w16cid:durableId="1184785484">
+  <w:num w:numId="9" w16cid:durableId="1441871514">
     <w:abstractNumId w:val="1"/>
   </w:num>
-  <w:num w:numId="10" w16cid:durableId="609708300">
+  <w:num w:numId="10" w16cid:durableId="271015215">
     <w:abstractNumId w:val="1"/>
   </w:num>
-  <w:num w:numId="11" w16cid:durableId="1971670949">
+  <w:num w:numId="11" w16cid:durableId="1264680333">
     <w:abstractNumId w:val="1"/>
   </w:num>
-  <w:num w:numId="12" w16cid:durableId="1532185926">
+  <w:num w:numId="12" w16cid:durableId="960259865">
     <w:abstractNumId w:val="1"/>
   </w:num>
-  <w:num w:numId="13" w16cid:durableId="1426725495">
+  <w:num w:numId="13" w16cid:durableId="384111929">
     <w:abstractNumId w:val="1"/>
   </w:num>
-  <w:num w:numId="14" w16cid:durableId="1554659325">
+  <w:num w:numId="14" w16cid:durableId="700476886">
     <w:abstractNumId w:val="1"/>
   </w:num>
-  <w:num w:numId="15" w16cid:durableId="185022936">
+  <w:num w:numId="15" w16cid:durableId="1316715517">
     <w:abstractNumId w:val="1"/>
   </w:num>
-  <w:num w:numId="16" w16cid:durableId="1284389166">
+  <w:num w:numId="16" w16cid:durableId="391123168">
     <w:abstractNumId w:val="1"/>
   </w:num>
-  <w:num w:numId="17" w16cid:durableId="1944801681">
+  <w:num w:numId="17" w16cid:durableId="1047024130">
     <w:abstractNumId w:val="1"/>
   </w:num>
-  <w:num w:numId="18" w16cid:durableId="674041843">
+  <w:num w:numId="18" w16cid:durableId="1763069193">
     <w:abstractNumId w:val="1"/>
   </w:num>
-  <w:num w:numId="19" w16cid:durableId="1421559720">
+  <w:num w:numId="19" w16cid:durableId="462112859">
     <w:abstractNumId w:val="1"/>
   </w:num>
-  <w:num w:numId="20" w16cid:durableId="1024549515">
+  <w:num w:numId="20" w16cid:durableId="1247617998">
     <w:abstractNumId w:val="2"/>
   </w:num>
-  <w:num w:numId="21" w16cid:durableId="524639023">
+  <w:num w:numId="21" w16cid:durableId="981082407">
     <w:abstractNumId w:val="2"/>
   </w:num>
-  <w:num w:numId="22" w16cid:durableId="615217589">
+  <w:num w:numId="22" w16cid:durableId="246305175">
     <w:abstractNumId w:val="2"/>
   </w:num>
-  <w:num w:numId="23" w16cid:durableId="698897757">
+  <w:num w:numId="23" w16cid:durableId="1519737168">
     <w:abstractNumId w:val="2"/>
   </w:num>
-  <w:num w:numId="24" w16cid:durableId="1746873879">
+  <w:num w:numId="24" w16cid:durableId="1048799486">
     <w:abstractNumId w:val="2"/>
   </w:num>
-  <w:num w:numId="25" w16cid:durableId="1738936200">
+  <w:num w:numId="25" w16cid:durableId="1823110611">
     <w:abstractNumId w:val="2"/>
   </w:num>
-  <w:num w:numId="26" w16cid:durableId="2079476796">
+  <w:num w:numId="26" w16cid:durableId="1623682931">
     <w:abstractNumId w:val="2"/>
   </w:num>
-  <w:num w:numId="27" w16cid:durableId="2005550147">
+  <w:num w:numId="27" w16cid:durableId="1573347436">
     <w:abstractNumId w:val="2"/>
   </w:num>
-  <w:num w:numId="28" w16cid:durableId="1540508646">
+  <w:num w:numId="28" w16cid:durableId="1046367052">
     <w:abstractNumId w:val="2"/>
   </w:num>
-  <w:num w:numId="29" w16cid:durableId="1452044786">
+  <w:num w:numId="29" w16cid:durableId="1257131154">
     <w:abstractNumId w:val="2"/>
   </w:num>
 </w:numbering>
@@ -9017,7 +9126,7 @@
     <w:next w:val="Normal"/>
     <w:autoRedefine/>
     <w:uiPriority w:val="39"/>
-    <w:rsid w:val="00F37C5F"/>
+    <w:rsid w:val="00411642"/>
     <w:pPr>
       <w:spacing w:after="100"/>
     </w:pPr>
@@ -9028,7 +9137,7 @@
     <w:next w:val="Normal"/>
     <w:autoRedefine/>
     <w:uiPriority w:val="39"/>
-    <w:rsid w:val="00F37C5F"/>
+    <w:rsid w:val="00411642"/>
     <w:pPr>
       <w:spacing w:after="100"/>
       <w:ind w:left="210"/>
@@ -9038,7 +9147,7 @@
     <w:name w:val="header"/>
     <w:basedOn w:val="Normal"/>
     <w:link w:val="HeaderChar"/>
-    <w:rsid w:val="00F37C5F"/>
+    <w:rsid w:val="00411642"/>
     <w:pPr>
       <w:tabs>
         <w:tab w:val="center" w:pos="4513"/>
@@ -9051,7 +9160,7 @@
     <w:name w:val="Header Char"/>
     <w:basedOn w:val="DefaultParagraphFont"/>
     <w:link w:val="Header"/>
-    <w:rsid w:val="00F37C5F"/>
+    <w:rsid w:val="00411642"/>
     <w:rPr>
       <w:rFonts w:ascii="Segoe UI" w:eastAsia="Segoe UI" w:hAnsi="Segoe UI" w:cs="Segoe UI"/>
       <w:color w:val="242424"/>
@@ -9062,7 +9171,7 @@
     <w:name w:val="footer"/>
     <w:basedOn w:val="Normal"/>
     <w:link w:val="FooterChar"/>
-    <w:rsid w:val="00F37C5F"/>
+    <w:rsid w:val="00411642"/>
     <w:pPr>
       <w:tabs>
         <w:tab w:val="center" w:pos="4513"/>
@@ -9075,7 +9184,7 @@
     <w:name w:val="Footer Char"/>
     <w:basedOn w:val="DefaultParagraphFont"/>
     <w:link w:val="Footer"/>
-    <w:rsid w:val="00F37C5F"/>
+    <w:rsid w:val="00411642"/>
     <w:rPr>
       <w:rFonts w:ascii="Segoe UI" w:eastAsia="Segoe UI" w:hAnsi="Segoe UI" w:cs="Segoe UI"/>
       <w:color w:val="242424"/>

--- a/facilitator-guide.docx
+++ b/facilitator-guide.docx
@@ -10,7 +10,7 @@
           <w:sz w:val="21"/>
           <w:szCs w:val="24"/>
         </w:rPr>
-        <w:id w:val="-539667033"/>
+        <w:id w:val="-820884389"/>
         <w:docPartObj>
           <w:docPartGallery w:val="Table of Contents"/>
           <w:docPartUnique/>
@@ -51,7 +51,7 @@
           <w:r>
             <w:fldChar w:fldCharType="separate"/>
           </w:r>
-          <w:hyperlink w:anchor="_Toc241754005" w:history="1">
+          <w:hyperlink w:anchor="_Toc241771561" w:history="1">
             <w:r>
               <w:rPr>
                 <w:rStyle w:val="Hyperlink"/>
@@ -78,7 +78,7 @@
                 <w:noProof/>
                 <w:webHidden/>
               </w:rPr>
-              <w:instrText xml:space="preserve"> PAGEREF _Toc241754005 \h </w:instrText>
+              <w:instrText xml:space="preserve"> PAGEREF _Toc241771561 \h </w:instrText>
             </w:r>
             <w:r>
               <w:rPr>
@@ -125,7 +125,7 @@
               <w14:ligatures w14:val="standardContextual"/>
             </w:rPr>
           </w:pPr>
-          <w:hyperlink w:anchor="_Toc241754006" w:history="1">
+          <w:hyperlink w:anchor="_Toc241771562" w:history="1">
             <w:r>
               <w:rPr>
                 <w:rStyle w:val="Hyperlink"/>
@@ -152,7 +152,7 @@
                 <w:noProof/>
                 <w:webHidden/>
               </w:rPr>
-              <w:instrText xml:space="preserve"> PAGEREF _Toc241754006 \h </w:instrText>
+              <w:instrText xml:space="preserve"> PAGEREF _Toc241771562 \h </w:instrText>
             </w:r>
             <w:r>
               <w:rPr>
@@ -199,7 +199,7 @@
               <w14:ligatures w14:val="standardContextual"/>
             </w:rPr>
           </w:pPr>
-          <w:hyperlink w:anchor="_Toc241754007" w:history="1">
+          <w:hyperlink w:anchor="_Toc241771563" w:history="1">
             <w:r>
               <w:rPr>
                 <w:rStyle w:val="Hyperlink"/>
@@ -226,7 +226,7 @@
                 <w:noProof/>
                 <w:webHidden/>
               </w:rPr>
-              <w:instrText xml:space="preserve"> PAGEREF _Toc241754007 \h </w:instrText>
+              <w:instrText xml:space="preserve"> PAGEREF _Toc241771563 \h </w:instrText>
             </w:r>
             <w:r>
               <w:rPr>
@@ -273,7 +273,7 @@
               <w14:ligatures w14:val="standardContextual"/>
             </w:rPr>
           </w:pPr>
-          <w:hyperlink w:anchor="_Toc241754008" w:history="1">
+          <w:hyperlink w:anchor="_Toc241771564" w:history="1">
             <w:r>
               <w:rPr>
                 <w:rStyle w:val="Hyperlink"/>
@@ -300,7 +300,7 @@
                 <w:noProof/>
                 <w:webHidden/>
               </w:rPr>
-              <w:instrText xml:space="preserve"> PAGEREF _Toc241754008 \h </w:instrText>
+              <w:instrText xml:space="preserve"> PAGEREF _Toc241771564 \h </w:instrText>
             </w:r>
             <w:r>
               <w:rPr>
@@ -347,7 +347,7 @@
               <w14:ligatures w14:val="standardContextual"/>
             </w:rPr>
           </w:pPr>
-          <w:hyperlink w:anchor="_Toc241754009" w:history="1">
+          <w:hyperlink w:anchor="_Toc241771565" w:history="1">
             <w:r>
               <w:rPr>
                 <w:rStyle w:val="Hyperlink"/>
@@ -374,7 +374,7 @@
                 <w:noProof/>
                 <w:webHidden/>
               </w:rPr>
-              <w:instrText xml:space="preserve"> PAGEREF _Toc241754009 \h </w:instrText>
+              <w:instrText xml:space="preserve"> PAGEREF _Toc241771565 \h </w:instrText>
             </w:r>
             <w:r>
               <w:rPr>
@@ -421,7 +421,7 @@
               <w14:ligatures w14:val="standardContextual"/>
             </w:rPr>
           </w:pPr>
-          <w:hyperlink w:anchor="_Toc241754010" w:history="1">
+          <w:hyperlink w:anchor="_Toc241771566" w:history="1">
             <w:r>
               <w:rPr>
                 <w:rStyle w:val="Hyperlink"/>
@@ -448,7 +448,7 @@
                 <w:noProof/>
                 <w:webHidden/>
               </w:rPr>
-              <w:instrText xml:space="preserve"> PAGEREF _Toc241754010 \h </w:instrText>
+              <w:instrText xml:space="preserve"> PAGEREF _Toc241771566 \h </w:instrText>
             </w:r>
             <w:r>
               <w:rPr>
@@ -495,7 +495,7 @@
               <w14:ligatures w14:val="standardContextual"/>
             </w:rPr>
           </w:pPr>
-          <w:hyperlink w:anchor="_Toc241754011" w:history="1">
+          <w:hyperlink w:anchor="_Toc241771567" w:history="1">
             <w:r>
               <w:rPr>
                 <w:rStyle w:val="Hyperlink"/>
@@ -522,7 +522,7 @@
                 <w:noProof/>
                 <w:webHidden/>
               </w:rPr>
-              <w:instrText xml:space="preserve"> PAGEREF _Toc241754011 \h </w:instrText>
+              <w:instrText xml:space="preserve"> PAGEREF _Toc241771567 \h </w:instrText>
             </w:r>
             <w:r>
               <w:rPr>
@@ -569,7 +569,7 @@
               <w14:ligatures w14:val="standardContextual"/>
             </w:rPr>
           </w:pPr>
-          <w:hyperlink w:anchor="_Toc241754012" w:history="1">
+          <w:hyperlink w:anchor="_Toc241771568" w:history="1">
             <w:r>
               <w:rPr>
                 <w:rStyle w:val="Hyperlink"/>
@@ -596,7 +596,7 @@
                 <w:noProof/>
                 <w:webHidden/>
               </w:rPr>
-              <w:instrText xml:space="preserve"> PAGEREF _Toc241754012 \h </w:instrText>
+              <w:instrText xml:space="preserve"> PAGEREF _Toc241771568 \h </w:instrText>
             </w:r>
             <w:r>
               <w:rPr>
@@ -616,7 +616,7 @@
                 <w:noProof/>
                 <w:webHidden/>
               </w:rPr>
-              <w:t>8</w:t>
+              <w:t>9</w:t>
             </w:r>
             <w:r>
               <w:rPr>
@@ -643,7 +643,7 @@
               <w14:ligatures w14:val="standardContextual"/>
             </w:rPr>
           </w:pPr>
-          <w:hyperlink w:anchor="_Toc241754013" w:history="1">
+          <w:hyperlink w:anchor="_Toc241771569" w:history="1">
             <w:r>
               <w:rPr>
                 <w:rStyle w:val="Hyperlink"/>
@@ -670,7 +670,7 @@
                 <w:noProof/>
                 <w:webHidden/>
               </w:rPr>
-              <w:instrText xml:space="preserve"> PAGEREF _Toc241754013 \h </w:instrText>
+              <w:instrText xml:space="preserve"> PAGEREF _Toc241771569 \h </w:instrText>
             </w:r>
             <w:r>
               <w:rPr>
@@ -713,7 +713,7 @@
         <w:pStyle w:val="Heading1"/>
       </w:pPr>
       <w:bookmarkStart w:id="0" w:name="facilitator-guide"/>
-      <w:bookmarkStart w:id="1" w:name="_Toc241754005"/>
+      <w:bookmarkStart w:id="1" w:name="_Toc241771561"/>
       <w:r>
         <w:t>Facilitator Guide</w:t>
       </w:r>
@@ -724,7 +724,7 @@
         <w:pStyle w:val="Heading2"/>
       </w:pPr>
       <w:bookmarkStart w:id="2" w:name="Xcf6672c4a7c8d9b4cd1f77047f410e79b506e1f"/>
-      <w:bookmarkStart w:id="3" w:name="_Toc241754006"/>
+      <w:bookmarkStart w:id="3" w:name="_Toc241771562"/>
       <w:r>
         <w:t>Getting Things Done with Copilot Cowork for HR Tasks (4 hours, ~25 attendees)</w:t>
       </w:r>
@@ -794,7 +794,7 @@
         <w:pStyle w:val="Heading2"/>
       </w:pPr>
       <w:bookmarkStart w:id="4" w:name="before-you-start"/>
-      <w:bookmarkStart w:id="5" w:name="_Toc241754007"/>
+      <w:bookmarkStart w:id="5" w:name="_Toc241771563"/>
       <w:bookmarkEnd w:id="2"/>
       <w:r>
         <w:t>Before you start</w:t>
@@ -1156,10 +1156,126 @@
     </w:p>
     <w:p>
       <w:pPr>
+        <w:pStyle w:val="CalloutMarker"/>
+        <w:spacing w:line="80" w:lineRule="exact"/>
+      </w:pPr>
+    </w:p>
+    <w:p>
+      <w:pPr>
+        <w:pStyle w:val="BodyText"/>
+        <w:pBdr>
+          <w:left w:val="single" w:sz="18" w:space="8" w:color="3B1041"/>
+        </w:pBdr>
+        <w:shd w:val="clear" w:color="auto" w:fill="FBF6FD"/>
+        <w:spacing w:before="30" w:after="30"/>
+        <w:ind w:left="288" w:right="144"/>
+      </w:pPr>
+      <w:r>
+        <w:rPr>
+          <w:b/>
+          <w:bCs/>
+        </w:rPr>
+        <w:t>Demo videos:</w:t>
+      </w:r>
+      <w:r>
+        <w:t xml:space="preserve"> each exercise has a </w:t>
+      </w:r>
+      <w:r>
+        <w:rPr>
+          <w:b/>
+          <w:bCs/>
+        </w:rPr>
+        <w:t>Demo</w:t>
+      </w:r>
+      <w:r>
+        <w:t xml:space="preserve"> slide right after its scenario card, with an empty video frame. Cowork tasks can take several minutes, so </w:t>
+      </w:r>
+      <w:r>
+        <w:rPr>
+          <w:b/>
+          <w:bCs/>
+        </w:rPr>
+        <w:t>record each demo ahead of time</w:t>
+      </w:r>
+      <w:r>
+        <w:t xml:space="preserve"> in your facilitator tenant and play the recording instead of waiting live. To add one, select the </w:t>
+      </w:r>
+      <w:r>
+        <w:rPr>
+          <w:b/>
+          <w:bCs/>
+        </w:rPr>
+        <w:t>media icon</w:t>
+      </w:r>
+      <w:r>
+        <w:t xml:space="preserve"> in the frame (or </w:t>
+      </w:r>
+      <w:r>
+        <w:rPr>
+          <w:b/>
+          <w:bCs/>
+        </w:rPr>
+        <w:t>Insert → Video → This Device</w:t>
+      </w:r>
+      <w:r>
+        <w:t xml:space="preserve">), pick your recording, and on </w:t>
+      </w:r>
+      <w:r>
+        <w:rPr>
+          <w:b/>
+          <w:bCs/>
+        </w:rPr>
+        <w:t>Playback</w:t>
+      </w:r>
+      <w:r>
+        <w:t xml:space="preserve"> set </w:t>
+      </w:r>
+      <w:r>
+        <w:rPr>
+          <w:b/>
+          <w:bCs/>
+        </w:rPr>
+        <w:t>Start: When Clicked On</w:t>
+      </w:r>
+      <w:r>
+        <w:t xml:space="preserve">. Trim long waits with </w:t>
+      </w:r>
+      <w:r>
+        <w:rPr>
+          <w:b/>
+          <w:bCs/>
+        </w:rPr>
+        <w:t>Playback → Trim Video</w:t>
+      </w:r>
+      <w:r>
+        <w:t xml:space="preserve">. With no video inserted, the slide still shows a clean frame, so you can run that demo live instead. Insert videos in </w:t>
+      </w:r>
+      <w:r>
+        <w:rPr>
+          <w:b/>
+          <w:bCs/>
+        </w:rPr>
+        <w:t>your own copy</w:t>
+      </w:r>
+      <w:r>
+        <w:t xml:space="preserve"> of the deck: the kit's </w:t>
+      </w:r>
+      <w:r>
+        <w:rPr>
+          <w:rStyle w:val="VerbatimChar"/>
+        </w:rPr>
+        <w:t>instructor-deck.pptx</w:t>
+      </w:r>
+      <w:r>
+        <w:t xml:space="preserve"> is regenerated by the build.</w:t>
+      </w:r>
+    </w:p>
+    <w:p>
+      <w:pPr>
         <w:pStyle w:val="Heading2"/>
       </w:pPr>
       <w:bookmarkStart w:id="6" w:name="run-sheet-240-minutes"/>
-      <w:bookmarkStart w:id="7" w:name="_Toc241754008"/>
+      <w:bookmarkStart w:id="7" w:name="_Toc241771564"/>
       <w:bookmarkEnd w:id="4"/>
       <w:r>
         <w:t>Run sheet (240 minutes)</w:t>
@@ -1187,10 +1303,10 @@
         <w:tblLook w:val="0020" w:firstRow="1" w:lastRow="0" w:firstColumn="0" w:lastColumn="0" w:noHBand="0" w:noVBand="0"/>
       </w:tblPr>
       <w:tblGrid>
-        <w:gridCol w:w="700"/>
-        <w:gridCol w:w="1918"/>
-        <w:gridCol w:w="4886"/>
-        <w:gridCol w:w="2468"/>
+        <w:gridCol w:w="691"/>
+        <w:gridCol w:w="1840"/>
+        <w:gridCol w:w="4930"/>
+        <w:gridCol w:w="2511"/>
       </w:tblGrid>
       <w:tr>
         <w:trPr>
@@ -1554,24 +1670,42 @@
               <w:rPr>
                 <w:sz w:val="19"/>
               </w:rPr>
-              <w:t xml:space="preserve"> (Preview, Download, OneDrive → Cowork); skill save &amp; schedule</w:t>
-            </w:r>
-          </w:p>
-        </w:tc>
-        <w:tc>
-          <w:tcPr>
-            <w:tcW w:w="0" w:type="auto"/>
-          </w:tcPr>
-          <w:p>
-            <w:pPr>
-              <w:pStyle w:val="Compact"/>
-              <w:spacing w:before="20" w:after="20"/>
-            </w:pPr>
-            <w:r>
-              <w:rPr>
-                <w:sz w:val="19"/>
-              </w:rPr>
-              <w:t>Fill placeholders, run the prompt, open the dashboard from the Output folder</w:t>
+              <w:t xml:space="preserve"> </w:t>
+            </w:r>
+            <w:r>
+              <w:rPr>
+                <w:sz w:val="19"/>
+              </w:rPr>
+              <w:t xml:space="preserve">(Preview, Download, OneDrive → Cowork); skill save &amp; schedule; check the cost with </w:t>
+            </w:r>
+            <w:r>
+              <w:rPr>
+                <w:rStyle w:val="VerbatimChar"/>
+              </w:rPr>
+              <w:t>/cost</w:t>
+            </w:r>
+          </w:p>
+        </w:tc>
+        <w:tc>
+          <w:tcPr>
+            <w:tcW w:w="0" w:type="auto"/>
+          </w:tcPr>
+          <w:p>
+            <w:pPr>
+              <w:pStyle w:val="Compact"/>
+              <w:spacing w:before="20" w:after="20"/>
+            </w:pPr>
+            <w:r>
+              <w:rPr>
+                <w:sz w:val="19"/>
+              </w:rPr>
+              <w:t xml:space="preserve">Fill placeholders, run the prompt, open the dashboard from the Output folder, type </w:t>
+            </w:r>
+            <w:r>
+              <w:rPr>
+                <w:rStyle w:val="VerbatimChar"/>
+              </w:rPr>
+              <w:t>/cost</w:t>
             </w:r>
           </w:p>
         </w:tc>
@@ -2022,6 +2156,7 @@
               <w:rPr>
                 <w:sz w:val="19"/>
               </w:rPr>
+              <w:lastRenderedPageBreak/>
               <w:t>2:55–3:15</w:t>
             </w:r>
           </w:p>
@@ -2244,14 +2379,7 @@
               <w:rPr>
                 <w:sz w:val="19"/>
               </w:rPr>
-              <w:t>3:35–</w:t>
-            </w:r>
-            <w:r>
-              <w:rPr>
-                <w:sz w:val="19"/>
-              </w:rPr>
-              <w:lastRenderedPageBreak/>
-              <w:t>3:55</w:t>
+              <w:t>3:35–3:55</w:t>
             </w:r>
           </w:p>
         </w:tc>
@@ -2270,97 +2398,78 @@
                 <w:bCs/>
                 <w:sz w:val="19"/>
               </w:rPr>
-              <w:lastRenderedPageBreak/>
-              <w:t xml:space="preserve">Ex 8 — Agent </w:t>
-            </w:r>
+              <w:t>Ex 8 — Agent Builder (non-Cowork)</w:t>
+            </w:r>
+          </w:p>
+        </w:tc>
+        <w:tc>
+          <w:tcPr>
+            <w:tcW w:w="0" w:type="auto"/>
+          </w:tcPr>
+          <w:p>
+            <w:pPr>
+              <w:pStyle w:val="Compact"/>
+              <w:spacing w:before="20" w:after="20"/>
+            </w:pPr>
+            <w:r>
+              <w:rPr>
+                <w:sz w:val="19"/>
+              </w:rPr>
+              <w:t>Build the HR Policy Agent live; test on "Try it"</w:t>
+            </w:r>
+          </w:p>
+        </w:tc>
+        <w:tc>
+          <w:tcPr>
+            <w:tcW w:w="0" w:type="auto"/>
+          </w:tcPr>
+          <w:p>
+            <w:pPr>
+              <w:pStyle w:val="Compact"/>
+              <w:spacing w:before="20" w:after="20"/>
+            </w:pPr>
+            <w:r>
+              <w:rPr>
+                <w:sz w:val="19"/>
+              </w:rPr>
+              <w:t>Build, add knowledge, test in/out of scope</w:t>
+            </w:r>
+          </w:p>
+        </w:tc>
+      </w:tr>
+      <w:tr>
+        <w:tc>
+          <w:tcPr>
+            <w:tcW w:w="0" w:type="auto"/>
+          </w:tcPr>
+          <w:p>
+            <w:pPr>
+              <w:pStyle w:val="Compact"/>
+              <w:spacing w:before="20" w:after="20"/>
+            </w:pPr>
+            <w:r>
+              <w:rPr>
+                <w:sz w:val="19"/>
+              </w:rPr>
+              <w:t>3:55–4:00</w:t>
+            </w:r>
+          </w:p>
+        </w:tc>
+        <w:tc>
+          <w:tcPr>
+            <w:tcW w:w="0" w:type="auto"/>
+          </w:tcPr>
+          <w:p>
+            <w:pPr>
+              <w:pStyle w:val="Compact"/>
+              <w:spacing w:before="20" w:after="20"/>
+            </w:pPr>
             <w:r>
               <w:rPr>
                 <w:b/>
                 <w:bCs/>
                 <w:sz w:val="19"/>
               </w:rPr>
-              <w:lastRenderedPageBreak/>
-              <w:t>Builder (non-Cowork)</w:t>
-            </w:r>
-          </w:p>
-        </w:tc>
-        <w:tc>
-          <w:tcPr>
-            <w:tcW w:w="0" w:type="auto"/>
-          </w:tcPr>
-          <w:p>
-            <w:pPr>
-              <w:pStyle w:val="Compact"/>
-              <w:spacing w:before="20" w:after="20"/>
-            </w:pPr>
-            <w:r>
-              <w:rPr>
-                <w:sz w:val="19"/>
-              </w:rPr>
-              <w:lastRenderedPageBreak/>
-              <w:t>Build the HR Policy Agent live; test on "Try it"</w:t>
-            </w:r>
-          </w:p>
-        </w:tc>
-        <w:tc>
-          <w:tcPr>
-            <w:tcW w:w="0" w:type="auto"/>
-          </w:tcPr>
-          <w:p>
-            <w:pPr>
-              <w:pStyle w:val="Compact"/>
-              <w:spacing w:before="20" w:after="20"/>
-            </w:pPr>
-            <w:r>
-              <w:rPr>
-                <w:sz w:val="19"/>
-              </w:rPr>
-              <w:t xml:space="preserve">Build, add knowledge, test </w:t>
-            </w:r>
-            <w:r>
-              <w:rPr>
-                <w:sz w:val="19"/>
-              </w:rPr>
-              <w:lastRenderedPageBreak/>
-              <w:t>in/out of scope</w:t>
-            </w:r>
-          </w:p>
-        </w:tc>
-      </w:tr>
-      <w:tr>
-        <w:tc>
-          <w:tcPr>
-            <w:tcW w:w="0" w:type="auto"/>
-          </w:tcPr>
-          <w:p>
-            <w:pPr>
-              <w:pStyle w:val="Compact"/>
-              <w:spacing w:before="20" w:after="20"/>
-            </w:pPr>
-            <w:r>
-              <w:rPr>
-                <w:sz w:val="19"/>
-              </w:rPr>
-              <w:lastRenderedPageBreak/>
-              <w:t>3:55–4:00</w:t>
-            </w:r>
-          </w:p>
-        </w:tc>
-        <w:tc>
-          <w:tcPr>
-            <w:tcW w:w="0" w:type="auto"/>
-          </w:tcPr>
-          <w:p>
-            <w:pPr>
-              <w:pStyle w:val="Compact"/>
-              <w:spacing w:before="20" w:after="20"/>
-            </w:pPr>
-            <w:r>
-              <w:rPr>
-                <w:b/>
-                <w:bCs/>
-                <w:sz w:val="19"/>
-              </w:rPr>
               <w:t>Wrap-up</w:t>
             </w:r>
           </w:p>
@@ -2406,7 +2515,7 @@
         <w:pStyle w:val="Heading2"/>
       </w:pPr>
       <w:bookmarkStart w:id="8" w:name="segment-talking-points"/>
-      <w:bookmarkStart w:id="9" w:name="_Toc241754009"/>
+      <w:bookmarkStart w:id="9" w:name="_Toc241771565"/>
       <w:bookmarkEnd w:id="6"/>
       <w:r>
         <w:t>Segment talking points</w:t>
@@ -2441,10 +2550,7 @@
         <w:t>six learning objectives</w:t>
       </w:r>
       <w:r>
-        <w:t xml:space="preserve"> </w:t>
-      </w:r>
-      <w:r>
-        <w:t>(README / workbook / deck slide 3): choose the right tool, delegate safely, ground in real content, package repeatable work, build a no-code agent, apply HR guardrails. Come back to them at wrap-up.</w:t>
+        <w:t xml:space="preserve"> (README / workbook / deck slide 3): choose the right tool, delegate safely, ground in real content, package repeatable work, build a no-code agent, apply HR guardrails. Come back to them at wrap-up.</w:t>
       </w:r>
     </w:p>
     <w:p>
@@ -2696,10 +2802,7 @@
         <w:t>Customize</w:t>
       </w:r>
       <w:r>
-        <w:t xml:space="preserve"> </w:t>
-      </w:r>
-      <w:r>
-        <w:t xml:space="preserve">(custom instructions, skills, plugins). See </w:t>
+        <w:t xml:space="preserve"> (custom instructions, skills, plugins). See </w:t>
       </w:r>
       <w:hyperlink r:id="rId11">
         <w:r>
@@ -2801,7 +2904,15 @@
           <w:b/>
           <w:bCs/>
         </w:rPr>
-        <w:t>Customize instructions for Cowork</w:t>
+        <w:t xml:space="preserve">Customize </w:t>
+      </w:r>
+      <w:r>
+        <w:rPr>
+          <w:b/>
+          <w:bCs/>
+        </w:rPr>
+        <w:lastRenderedPageBreak/>
+        <w:t>instructions for Cowork</w:t>
       </w:r>
       <w:r>
         <w:t>; paste the workbook's text, Setup step D) — this is where sign-in/account issues surface. Proctors triage while you keep going with those who are ready.</w:t>
@@ -2833,7 +2944,10 @@
         <w:t>Approvals first.</w:t>
       </w:r>
       <w:r>
-        <w:t xml:space="preserve"> Before the room starts, show an approval dialog and name each option: the action button, </w:t>
+        <w:t xml:space="preserve"> </w:t>
+      </w:r>
+      <w:r>
+        <w:t xml:space="preserve">Before the room starts, show an approval dialog and name each option: the action button, </w:t>
       </w:r>
       <w:r>
         <w:rPr>
@@ -2873,10 +2987,7 @@
         <w:t>More options → Always allow</w:t>
       </w:r>
       <w:r>
-        <w:t xml:space="preserve">. Say plainly: "One at a time. No Approve All." Show where to </w:t>
-      </w:r>
-      <w:r>
-        <w:t xml:space="preserve">revoke: side panel → </w:t>
+        <w:t xml:space="preserve">. Say plainly: "One at a time. No Approve All." Show where to revoke: side panel → </w:t>
       </w:r>
       <w:r>
         <w:rPr>
@@ -2898,7 +3009,6 @@
         </w:numPr>
       </w:pPr>
       <w:r>
-        <w:lastRenderedPageBreak/>
         <w:t xml:space="preserve">This is the first </w:t>
       </w:r>
       <w:r>
@@ -3024,7 +3134,10 @@
         <w:t>Slow down and show the Output folder (about 3 minutes, on screen).</w:t>
       </w:r>
       <w:r>
-        <w:t xml:space="preserve"> This is the first exercise that creates a file, and every later exercise depends on finding outputs:</w:t>
+        <w:t xml:space="preserve"> This is the first </w:t>
+      </w:r>
+      <w:r>
+        <w:t>exercise that creates a file, and every later exercise depends on finding outputs:</w:t>
       </w:r>
     </w:p>
     <w:p>
@@ -3194,7 +3307,10 @@
         <w:t>OneDrive → Cowork</w:t>
       </w:r>
       <w:r>
-        <w:t xml:space="preserve"> in a new browser tab to show the same file saved there. Then have the room do it themselves before moving on; proctors help anyone who can't find the side panel toggle.</w:t>
+        <w:t xml:space="preserve"> in a new browser tab to show the same file saved there. </w:t>
+      </w:r>
+      <w:r>
+        <w:t>Then have the room do it themselves before moving on; proctors help anyone who can't find the side panel toggle.</w:t>
       </w:r>
     </w:p>
     <w:p>
@@ -3253,7 +3369,14 @@
           <w:b/>
           <w:bCs/>
         </w:rPr>
-        <w:t>workstreams and decisions, not evaluating individual people</w:t>
+        <w:t xml:space="preserve">workstreams and </w:t>
+      </w:r>
+      <w:r>
+        <w:rPr>
+          <w:b/>
+          <w:bCs/>
+        </w:rPr>
+        <w:t>decisions, not evaluating individual people</w:t>
       </w:r>
       <w:r>
         <w:t xml:space="preserve"> — an important norm for HR.</w:t>
@@ -3300,6 +3423,79 @@
     </w:p>
     <w:p>
       <w:pPr>
+        <w:pStyle w:val="Compact"/>
+        <w:numPr>
+          <w:ilvl w:val="0"/>
+          <w:numId w:val="6"/>
+        </w:numPr>
+      </w:pPr>
+      <w:r>
+        <w:rPr>
+          <w:b/>
+          <w:bCs/>
+        </w:rPr>
+        <w:t>Last step: check the cost (about 2 minutes, slide after the Output folder).</w:t>
+      </w:r>
+      <w:r>
+        <w:t xml:space="preserve"> In the same task, type </w:t>
+      </w:r>
+      <w:r>
+        <w:rPr>
+          <w:rStyle w:val="VerbatimChar"/>
+          <w:b/>
+          <w:bCs/>
+        </w:rPr>
+        <w:t>/cost</w:t>
+      </w:r>
+      <w:r>
+        <w:t xml:space="preserve">: Cowork shows the approximate credits this task used, credits used this month, and credits remaining. </w:t>
+      </w:r>
+      <w:r>
+        <w:rPr>
+          <w:rStyle w:val="VerbatimChar"/>
+        </w:rPr>
+        <w:t>/cost</w:t>
+      </w:r>
+      <w:r>
+        <w:t xml:space="preserve"> </w:t>
+      </w:r>
+      <w:r>
+        <w:t xml:space="preserve">itself is free and works on any earlier task. Stress that it's an </w:t>
+      </w:r>
+      <w:r>
+        <w:rPr>
+          <w:b/>
+          <w:bCs/>
+        </w:rPr>
+        <w:t>estimate, not a bill</w:t>
+      </w:r>
+      <w:r>
+        <w:t xml:space="preserve">, you </w:t>
+      </w:r>
+      <w:r>
+        <w:rPr>
+          <w:b/>
+          <w:bCs/>
+        </w:rPr>
+        <w:t>can't see the cost before</w:t>
+      </w:r>
+      <w:r>
+        <w:t xml:space="preserve"> a task runs, and the schedule they just created uses credits on every run. Source: </w:t>
+      </w:r>
+      <w:hyperlink r:id="rId13">
+        <w:r>
+          <w:rPr>
+            <w:rStyle w:val="Hyperlink"/>
+          </w:rPr>
+          <w:t>Credit usage for Copilot Cowork tasks</w:t>
+        </w:r>
+      </w:hyperlink>
+      <w:r>
+        <w:t>.</w:t>
+      </w:r>
+    </w:p>
+    <w:p>
+      <w:pPr>
         <w:pStyle w:val="Heading3"/>
       </w:pPr>
       <w:bookmarkStart w:id="14" w:name="ex-2--deep-research-105125"/>
@@ -3349,7 +3545,10 @@
         <w:t>open two citations</w:t>
       </w:r>
       <w:r>
-        <w:t xml:space="preserve"> and check them: the habit matters more than the briefing.</w:t>
+        <w:t xml:space="preserve"> </w:t>
+      </w:r>
+      <w:r>
+        <w:t>and check them: the habit matters more than the briefing.</w:t>
       </w:r>
     </w:p>
     <w:p>
@@ -3430,6 +3629,7 @@
         </w:numPr>
       </w:pPr>
       <w:r>
+        <w:lastRenderedPageBreak/>
         <w:t xml:space="preserve">Check that the scales are actually </w:t>
       </w:r>
       <w:r>
@@ -3440,7 +3640,10 @@
         <w:t>filled in</w:t>
       </w:r>
       <w:r>
-        <w:t xml:space="preserve"> (anchored descriptions for each score), not placeholders. If they're blank, have attendees reply: </w:t>
+        <w:t xml:space="preserve"> (anchored descriptions for each score), not </w:t>
+      </w:r>
+      <w:r>
+        <w:t xml:space="preserve">placeholders. If they're blank, have attendees reply: </w:t>
       </w:r>
       <w:r>
         <w:rPr>
@@ -3528,7 +3731,6 @@
       <w:bookmarkStart w:id="16" w:name="Xd62b2e4646255771b574ef7c2be4763dc9cc1cf"/>
       <w:bookmarkEnd w:id="15"/>
       <w:r>
-        <w:lastRenderedPageBreak/>
         <w:t>Ex 3 — Navigate websites with Cowork's browser (1:35–2:00)</w:t>
       </w:r>
     </w:p>
@@ -3590,10 +3792,7 @@
         <w:t>no "browser" skill</w:t>
       </w:r>
       <w:r>
-        <w:t xml:space="preserve"> </w:t>
-      </w:r>
-      <w:r>
-        <w:t xml:space="preserve">to pick and no skill chip. Ask for something that needs a website and Cowork opens a </w:t>
+        <w:t xml:space="preserve"> to pick and no skill chip. Ask for something that needs a website and Cowork opens a </w:t>
       </w:r>
       <w:r>
         <w:rPr>
@@ -3672,10 +3871,7 @@
         <w:t>Switch to tab</w:t>
       </w:r>
       <w:r>
-        <w:t xml:space="preserve"> so the room sees Edge typing in the DOL </w:t>
-      </w:r>
-      <w:r>
-        <w:t>search box and clicking through. Then switch back to the chat.</w:t>
+        <w:t xml:space="preserve"> so the room sees Edge typing in the DOL search box and clicking through. Then switch back to the chat.</w:t>
       </w:r>
     </w:p>
     <w:p>
@@ -3697,7 +3893,10 @@
         <w:t>read-only</w:t>
       </w:r>
       <w:r>
-        <w:t xml:space="preserve"> on two public government sites (dol.gov, lni.wa.gov), so it's safe for a room of 25. A good table: Zava's 1.5× over 40 hours </w:t>
+        <w:t xml:space="preserve"> on two public government sites (dol.gov, lni.wa.gov), so it's safe </w:t>
+      </w:r>
+      <w:r>
+        <w:t xml:space="preserve">for a room of 25. A good table: Zava's 1.5× over 40 hours </w:t>
       </w:r>
       <w:r>
         <w:rPr>
@@ -3795,12 +3994,9 @@
         <w:t>Requirements</w:t>
       </w:r>
       <w:r>
-        <w:t xml:space="preserve"> </w:t>
-      </w:r>
-      <w:r>
-        <w:t xml:space="preserve">(host; see the </w:t>
-      </w:r>
-      <w:hyperlink r:id="rId13">
+        <w:t xml:space="preserve"> (host; see the </w:t>
+      </w:r>
+      <w:hyperlink r:id="rId14">
         <w:r>
           <w:rPr>
             <w:rStyle w:val="Hyperlink"/>
@@ -3811,7 +4007,7 @@
       <w:r>
         <w:t xml:space="preserve"> and </w:t>
       </w:r>
-      <w:hyperlink r:id="rId14">
+      <w:hyperlink r:id="rId15">
         <w:r>
           <w:rPr>
             <w:rStyle w:val="Hyperlink"/>
@@ -3879,10 +4075,7 @@
         <w:t>FLSA Overtime Security Advisor</w:t>
       </w:r>
       <w:r>
-        <w:t xml:space="preserve">, with </w:t>
-      </w:r>
-      <w:r>
-        <w:t>Cowork saying each answer before it clicks. It shows multi-step form navigation without submitting anything personal.</w:t>
+        <w:t>, with Cowork saying each answer before it clicks. It shows multi-step form navigation without submitting anything personal.</w:t>
       </w:r>
     </w:p>
     <w:p>
@@ -4019,10 +4212,7 @@
         <w:t>Shared-tenant tip:</w:t>
       </w:r>
       <w:r>
-        <w:t xml:space="preserve"> </w:t>
-      </w:r>
-      <w:r>
-        <w:t xml:space="preserve">tell everyone to keep their skill </w:t>
+        <w:t xml:space="preserve"> tell everyone to keep their skill </w:t>
       </w:r>
       <w:r>
         <w:rPr>
@@ -4032,7 +4222,10 @@
         <w:t>"Only you"</w:t>
       </w:r>
       <w:r>
-        <w:t xml:space="preserve"> (or add initials) so you don't end up with 25 identically named skills shared across the tenant.</w:t>
+        <w:t xml:space="preserve"> (or add initials) so you </w:t>
+      </w:r>
+      <w:r>
+        <w:t>don't end up with 25 identically named skills shared across the tenant.</w:t>
       </w:r>
     </w:p>
     <w:p>
@@ -4074,6 +4267,7 @@
       <w:bookmarkStart w:id="18" w:name="ex-5--recruiting--reporting-230245"/>
       <w:bookmarkEnd w:id="17"/>
       <w:r>
+        <w:lastRenderedPageBreak/>
         <w:t>Ex 5 — Recruiting + reporting (2:30–2:45)</w:t>
       </w:r>
     </w:p>
@@ -4103,10 +4297,7 @@
         <w:t>wording-review table</w:t>
       </w:r>
       <w:r>
-        <w:t xml:space="preserve">: typical flags are the degree </w:t>
-      </w:r>
-      <w:r>
-        <w:t>requirement and "1–3 years" read as must-haves. Ask the room whether they agree with every flag; HR keeps the final judgment.</w:t>
+        <w:t>: typical flags are the degree requirement and "1–3 years" read as must-haves. Ask the room whether they agree with every flag; HR keeps the final judgment.</w:t>
       </w:r>
     </w:p>
     <w:p>
@@ -4150,7 +4341,7 @@
       <w:r>
         <w:t xml:space="preserve"> (overtime missing from a paycheck). T-2003 and T-2013 are also High but already closed — a good check on whether Cowork read the Status column. Full expected results: </w:t>
       </w:r>
-      <w:hyperlink r:id="rId15">
+      <w:hyperlink r:id="rId16">
         <w:r>
           <w:rPr>
             <w:rStyle w:val="Hyperlink"/>
@@ -4191,7 +4382,6 @@
       <w:bookmarkStart w:id="19" w:name="break-245255"/>
       <w:bookmarkEnd w:id="18"/>
       <w:r>
-        <w:lastRenderedPageBreak/>
         <w:t>Break (2:45–2:55)</w:t>
       </w:r>
     </w:p>
@@ -4389,7 +4579,10 @@
         <w:t>Activate and run now</w:t>
       </w:r>
       <w:r>
-        <w:t xml:space="preserve"> so the room sees a real run, then show the </w:t>
+        <w:t xml:space="preserve"> </w:t>
+      </w:r>
+      <w:r>
+        <w:t xml:space="preserve">so the room sees a real run, then show the </w:t>
       </w:r>
       <w:r>
         <w:rPr>
@@ -4492,10 +4685,7 @@
         <w:t>No hands-on.</w:t>
       </w:r>
       <w:r>
-        <w:t xml:space="preserve"> </w:t>
-      </w:r>
-      <w:r>
-        <w:t xml:space="preserve">Attendees are already on </w:t>
+        <w:t xml:space="preserve"> Attendees are already on </w:t>
       </w:r>
       <w:r>
         <w:rPr>
@@ -4515,7 +4705,10 @@
         <w:t>how</w:t>
       </w:r>
       <w:r>
-        <w:t xml:space="preserve"> you work; plugins connect Cowork to the </w:t>
+        <w:t xml:space="preserve"> you work; plugins connect Cowork to the</w:t>
+      </w:r>
+      <w:r>
+        <w:t xml:space="preserve"> </w:t>
       </w:r>
       <w:r>
         <w:rPr>
@@ -4611,7 +4804,7 @@
       <w:r>
         <w:t>Name HR plugins from Microsoft's published list (</w:t>
       </w:r>
-      <w:hyperlink r:id="rId16">
+      <w:hyperlink r:id="rId17">
         <w:r>
           <w:rPr>
             <w:rStyle w:val="Hyperlink"/>
@@ -4630,7 +4823,10 @@
         <w:t>Gusto</w:t>
       </w:r>
       <w:r>
-        <w:t xml:space="preserve"> (payroll, employee records, benefits enrollment), </w:t>
+        <w:t xml:space="preserve"> </w:t>
+      </w:r>
+      <w:r>
+        <w:t xml:space="preserve">(payroll, employee records, benefits enrollment), </w:t>
       </w:r>
       <w:r>
         <w:rPr>
@@ -4709,10 +4905,7 @@
         <w:t>Expect the SAP SuccessFactors question.</w:t>
       </w:r>
       <w:r>
-        <w:t xml:space="preserve"> </w:t>
-      </w:r>
-      <w:r>
-        <w:t xml:space="preserve">There's no SuccessFactors plugin in the Cowork catalog yet (checked Oct 1, 2026). Point to the </w:t>
+        <w:t xml:space="preserve"> There's no SuccessFactors plugin in the Cowork catalog yet (checked Oct 1, 2026). Point to the </w:t>
       </w:r>
       <w:r>
         <w:rPr>
@@ -4722,7 +4915,14 @@
         <w:t>Employee Self-Service agent</w:t>
       </w:r>
       <w:r>
-        <w:t xml:space="preserve"> with its SAP SuccessFactors extension pack (a Copilot agent, not a Cowork plugin), or a </w:t>
+        <w:t xml:space="preserve"> with its SAP </w:t>
+      </w:r>
+      <w:r>
+        <w:lastRenderedPageBreak/>
+        <w:t xml:space="preserve">SuccessFactors </w:t>
+      </w:r>
+      <w:r>
+        <w:t xml:space="preserve">extension pack (a Copilot agent, not a Cowork plugin), or a </w:t>
       </w:r>
       <w:r>
         <w:rPr>
@@ -4756,7 +4956,7 @@
       <w:r>
         <w:t xml:space="preserve"> from </w:t>
       </w:r>
-      <w:hyperlink r:id="rId17">
+      <w:hyperlink r:id="rId18">
         <w:r>
           <w:rPr>
             <w:rStyle w:val="Hyperlink"/>
@@ -4765,10 +4965,7 @@
         </w:r>
       </w:hyperlink>
       <w:r>
-        <w:t xml:space="preserve">: with a </w:t>
-      </w:r>
-      <w:r>
-        <w:t>payroll plugin, Cowork joins the ticket spreadsheet with live payroll data, then waits for approval.</w:t>
+        <w:t>: with a payroll plugin, Cowork joins the ticket spreadsheet with live payroll data, then waits for approval.</w:t>
       </w:r>
     </w:p>
     <w:p>
@@ -4790,7 +4987,10 @@
         <w:t>governed by IT</w:t>
       </w:r>
       <w:r>
-        <w:t xml:space="preserve"> (approval, deployment, Purview audit logs); </w:t>
+        <w:t xml:space="preserve"> </w:t>
+      </w:r>
+      <w:r>
+        <w:t xml:space="preserve">(approval, deployment, Purview audit logs); </w:t>
       </w:r>
       <w:r>
         <w:rPr>
@@ -4844,10 +5044,7 @@
         <w:t>into</w:t>
       </w:r>
       <w:r>
-        <w:t xml:space="preserve"> </w:t>
-      </w:r>
-      <w:r>
-        <w:t xml:space="preserve">Cowork. Next, Agent Builder lets you build a helper </w:t>
+        <w:t xml:space="preserve"> Cowork. Next, Agent Builder lets you build a helper </w:t>
       </w:r>
       <w:r>
         <w:rPr>
@@ -4867,7 +5064,6 @@
       <w:bookmarkStart w:id="23" w:name="ex-8--agent-builder-non-cowork-335355"/>
       <w:bookmarkEnd w:id="22"/>
       <w:r>
-        <w:lastRenderedPageBreak/>
         <w:t>Ex 8 — Agent Builder, non-Cowork (3:35–3:55)</w:t>
       </w:r>
     </w:p>
@@ -4880,6 +5076,38 @@
         </w:numPr>
       </w:pPr>
       <w:r>
+        <w:rPr>
+          <w:b/>
+          <w:bCs/>
+        </w:rPr>
+        <w:t>Say it out loud: "This one is not Cowork."</w:t>
+      </w:r>
+      <w:r>
+        <w:t xml:space="preserve"> The divider and demo slides carry a </w:t>
+      </w:r>
+      <w:r>
+        <w:rPr>
+          <w:b/>
+          <w:bCs/>
+        </w:rPr>
+        <w:t>Not Cowork · Copilot Agent Builder</w:t>
+      </w:r>
+      <w:r>
+        <w:t xml:space="preserve"> </w:t>
+      </w:r>
+      <w:r>
+        <w:t>banner. Attendees close their Cowork task and work in Agent Builder, which has no tasks, side panel, approvals, or skills.</w:t>
+      </w:r>
+    </w:p>
+    <w:p>
+      <w:pPr>
+        <w:pStyle w:val="Compact"/>
+        <w:numPr>
+          <w:ilvl w:val="0"/>
+          <w:numId w:val="17"/>
+        </w:numPr>
+      </w:pPr>
+      <w:r>
         <w:t xml:space="preserve">Step </w:t>
       </w:r>
       <w:r>
@@ -4912,7 +5140,7 @@
       <w:r>
         <w:t xml:space="preserve"> live. See </w:t>
       </w:r>
-      <w:hyperlink r:id="rId18">
+      <w:hyperlink r:id="rId19">
         <w:r>
           <w:rPr>
             <w:rStyle w:val="Hyperlink"/>
@@ -4985,10 +5213,7 @@
         <w:t>Describe → Configure → Try it</w:t>
       </w:r>
       <w:r>
-        <w:t xml:space="preserve"> </w:t>
-      </w:r>
-      <w:r>
-        <w:t xml:space="preserve">tabs; add the Zava HR docs as </w:t>
+        <w:t xml:space="preserve"> tabs; add the Zava HR docs as </w:t>
       </w:r>
       <w:r>
         <w:rPr>
@@ -5123,7 +5348,7 @@
       <w:r>
         <w:t xml:space="preserve">Recap the five golden rules from </w:t>
       </w:r>
-      <w:hyperlink r:id="rId19">
+      <w:hyperlink r:id="rId20">
         <w:r>
           <w:rPr>
             <w:rStyle w:val="Hyperlink"/>
@@ -5146,7 +5371,7 @@
       <w:r>
         <w:t xml:space="preserve">Point to the </w:t>
       </w:r>
-      <w:hyperlink r:id="rId20">
+      <w:hyperlink r:id="rId21">
         <w:r>
           <w:rPr>
             <w:rStyle w:val="Hyperlink"/>
@@ -5178,48 +5403,6 @@
       </w:r>
       <w:r>
         <w:t xml:space="preserve"> as a show of hands (deck slide: pick 2–3 of the 4 questions; questions and answers in </w:t>
-      </w:r>
-      <w:hyperlink r:id="rId21">
-        <w:r>
-          <w:rPr>
-            <w:rStyle w:val="Hyperlink"/>
-          </w:rPr>
-          <w:t>after-the-workshop.docx</w:t>
-        </w:r>
-      </w:hyperlink>
-      <w:r>
-        <w:t>), then revisit the learning objectives.</w:t>
-      </w:r>
-    </w:p>
-    <w:p>
-      <w:pPr>
-        <w:pStyle w:val="Compact"/>
-        <w:numPr>
-          <w:ilvl w:val="0"/>
-          <w:numId w:val="18"/>
-        </w:numPr>
-      </w:pPr>
-      <w:r>
-        <w:t>Have them name one task they'll try in real work next week.</w:t>
-      </w:r>
-    </w:p>
-    <w:p>
-      <w:pPr>
-        <w:pStyle w:val="Compact"/>
-        <w:numPr>
-          <w:ilvl w:val="0"/>
-          <w:numId w:val="18"/>
-        </w:numPr>
-      </w:pPr>
-      <w:r>
-        <w:rPr>
-          <w:b/>
-          <w:bCs/>
-        </w:rPr>
-        <w:t>Next day:</w:t>
-      </w:r>
-      <w:r>
-        <w:t xml:space="preserve"> send </w:t>
       </w:r>
       <w:hyperlink r:id="rId22">
         <w:r>
@@ -5230,6 +5413,48 @@
         </w:r>
       </w:hyperlink>
       <w:r>
+        <w:t>), then revisit the learning objectives.</w:t>
+      </w:r>
+    </w:p>
+    <w:p>
+      <w:pPr>
+        <w:pStyle w:val="Compact"/>
+        <w:numPr>
+          <w:ilvl w:val="0"/>
+          <w:numId w:val="18"/>
+        </w:numPr>
+      </w:pPr>
+      <w:r>
+        <w:t>Have them name one task they'll try in real work next week.</w:t>
+      </w:r>
+    </w:p>
+    <w:p>
+      <w:pPr>
+        <w:pStyle w:val="Compact"/>
+        <w:numPr>
+          <w:ilvl w:val="0"/>
+          <w:numId w:val="18"/>
+        </w:numPr>
+      </w:pPr>
+      <w:r>
+        <w:rPr>
+          <w:b/>
+          <w:bCs/>
+        </w:rPr>
+        <w:t>Next day:</w:t>
+      </w:r>
+      <w:r>
+        <w:t xml:space="preserve"> send </w:t>
+      </w:r>
+      <w:hyperlink r:id="rId23">
+        <w:r>
+          <w:rPr>
+            <w:rStyle w:val="Hyperlink"/>
+          </w:rPr>
+          <w:t>after-the-workshop.docx</w:t>
+        </w:r>
+      </w:hyperlink>
+      <w:r>
         <w:t xml:space="preserve"> (full knowledge check, feedback survey, and 30-day adoption plan).</w:t>
       </w:r>
     </w:p>
@@ -5238,7 +5463,7 @@
         <w:pStyle w:val="Heading2"/>
       </w:pPr>
       <w:bookmarkStart w:id="25" w:name="troubleshooting-triage-hand-to-proctors"/>
-      <w:bookmarkStart w:id="26" w:name="_Toc241754010"/>
+      <w:bookmarkStart w:id="26" w:name="_Toc241771566"/>
       <w:bookmarkEnd w:id="8"/>
       <w:bookmarkEnd w:id="24"/>
       <w:r>
@@ -5412,7 +5637,7 @@
               </w:rPr>
               <w:t xml:space="preserve"> meanwhile (see the </w:t>
             </w:r>
-            <w:hyperlink r:id="rId23">
+            <w:hyperlink r:id="rId24">
               <w:r>
                 <w:rPr>
                   <w:rStyle w:val="Hyperlink"/>
@@ -5443,6 +5668,7 @@
               <w:rPr>
                 <w:sz w:val="19"/>
               </w:rPr>
+              <w:lastRenderedPageBreak/>
               <w:t>Prompt returns nothing / error</w:t>
             </w:r>
           </w:p>
@@ -5833,31 +6059,23 @@
               <w:rPr>
                 <w:sz w:val="19"/>
               </w:rPr>
-              <w:t xml:space="preserve"> </w:t>
-            </w:r>
-            <w:r>
-              <w:rPr>
-                <w:sz w:val="19"/>
-              </w:rPr>
-              <w:lastRenderedPageBreak/>
-              <w:t>option missing (Ex 8)</w:t>
-            </w:r>
-          </w:p>
-        </w:tc>
-        <w:tc>
-          <w:tcPr>
-            <w:tcW w:w="0" w:type="auto"/>
-          </w:tcPr>
-          <w:p>
-            <w:pPr>
-              <w:pStyle w:val="Compact"/>
-              <w:spacing w:before="20" w:after="20"/>
-            </w:pPr>
-            <w:r>
-              <w:rPr>
-                <w:sz w:val="19"/>
-              </w:rPr>
-              <w:lastRenderedPageBreak/>
+              <w:t xml:space="preserve"> option missing (Ex 8)</w:t>
+            </w:r>
+          </w:p>
+        </w:tc>
+        <w:tc>
+          <w:tcPr>
+            <w:tcW w:w="0" w:type="auto"/>
+          </w:tcPr>
+          <w:p>
+            <w:pPr>
+              <w:pStyle w:val="Compact"/>
+              <w:spacing w:before="20" w:after="20"/>
+            </w:pPr>
+            <w:r>
+              <w:rPr>
+                <w:sz w:val="19"/>
+              </w:rPr>
               <w:t>On mobile, or wrong Copilot surface</w:t>
             </w:r>
           </w:p>
@@ -5875,14 +6093,7 @@
               <w:rPr>
                 <w:sz w:val="19"/>
               </w:rPr>
-              <w:t xml:space="preserve">Use desktop/web Microsoft 365 Copilot </w:t>
-            </w:r>
-            <w:r>
-              <w:rPr>
-                <w:sz w:val="19"/>
-              </w:rPr>
-              <w:lastRenderedPageBreak/>
-              <w:t>(Chat/Teams); confirm Copilot license</w:t>
+              <w:t>Use desktop/web Microsoft 365 Copilot (Chat/Teams); confirm Copilot license</w:t>
             </w:r>
           </w:p>
         </w:tc>
@@ -5901,7 +6112,6 @@
               <w:rPr>
                 <w:sz w:val="19"/>
               </w:rPr>
-              <w:lastRenderedPageBreak/>
               <w:t>Command center is nearly empty (Ex 1)</w:t>
             </w:r>
           </w:p>
@@ -6427,7 +6637,7 @@
               </w:rPr>
               <w:t xml:space="preserve">Stop after 10 minutes; switch to </w:t>
             </w:r>
-            <w:hyperlink r:id="rId24">
+            <w:hyperlink r:id="rId25">
               <w:r>
                 <w:rPr>
                   <w:rStyle w:val="Hyperlink"/>
@@ -6444,7 +6654,7 @@
         <w:pStyle w:val="Heading2"/>
       </w:pPr>
       <w:bookmarkStart w:id="27" w:name="time-checks-and-what-to-cut"/>
-      <w:bookmarkStart w:id="28" w:name="_Toc241754011"/>
+      <w:bookmarkStart w:id="28" w:name="_Toc241771567"/>
       <w:bookmarkEnd w:id="25"/>
       <w:r>
         <w:t>Time checks and what to cut</w:t>
@@ -6573,6 +6783,7 @@
                 <w:bCs/>
                 <w:sz w:val="19"/>
               </w:rPr>
+              <w:lastRenderedPageBreak/>
               <w:t>0:40</w:t>
             </w:r>
           </w:p>
@@ -6967,7 +7178,7 @@
       <w:r>
         <w:t xml:space="preserve"> prompts, or have early finishers try a prompt from the </w:t>
       </w:r>
-      <w:hyperlink r:id="rId25">
+      <w:hyperlink r:id="rId26">
         <w:r>
           <w:rPr>
             <w:rStyle w:val="Hyperlink"/>
@@ -6984,7 +7195,7 @@
         <w:pStyle w:val="Heading2"/>
       </w:pPr>
       <w:bookmarkStart w:id="29" w:name="pacing-tips-for-25-people"/>
-      <w:bookmarkStart w:id="30" w:name="_Toc241754012"/>
+      <w:bookmarkStart w:id="30" w:name="_Toc241771568"/>
       <w:bookmarkEnd w:id="27"/>
       <w:r>
         <w:t>Pacing tips for ~25 people</w:t>
@@ -7029,7 +7240,6 @@
         </w:numPr>
       </w:pPr>
       <w:r>
-        <w:lastRenderedPageBreak/>
         <w:t xml:space="preserve">Keep </w:t>
       </w:r>
       <w:r>
@@ -7092,7 +7302,7 @@
         <w:pStyle w:val="Heading2"/>
       </w:pPr>
       <w:bookmarkStart w:id="31" w:name="success-criteria"/>
-      <w:bookmarkStart w:id="32" w:name="_Toc241754013"/>
+      <w:bookmarkStart w:id="32" w:name="_Toc241771569"/>
       <w:bookmarkEnd w:id="29"/>
       <w:r>
         <w:t>Success criteria</w:t>
@@ -7303,7 +7513,7 @@
       <w:bookmarkEnd w:id="31"/>
     </w:p>
     <w:sectPr>
-      <w:footerReference w:type="default" r:id="rId26"/>
+      <w:footerReference w:type="default" r:id="rId27"/>
       <w:footnotePr>
         <w:numRestart w:val="eachSect"/>
       </w:footnotePr>
@@ -7423,7 +7633,7 @@
   <w:abstractNum w:abstractNumId="0" w15:restartNumberingAfterBreak="0">
     <w:nsid w:val="0000A990"/>
     <w:multiLevelType w:val="multilevel"/>
-    <w:tmpl w:val="4ED6E582"/>
+    <w:tmpl w:val="A084513C"/>
     <w:lvl w:ilvl="0">
       <w:numFmt w:val="bullet"/>
       <w:lvlText w:val=" "/>
@@ -7500,7 +7710,7 @@
   <w:abstractNum w:abstractNumId="1" w15:restartNumberingAfterBreak="0">
     <w:nsid w:val="0000A991"/>
     <w:multiLevelType w:val="multilevel"/>
-    <w:tmpl w:val="6D607EF8"/>
+    <w:tmpl w:val="CA98E5B2"/>
     <w:lvl w:ilvl="0">
       <w:numFmt w:val="bullet"/>
       <w:lvlText w:val=""/>
@@ -7604,7 +7814,7 @@
   <w:abstractNum w:abstractNumId="2" w15:restartNumberingAfterBreak="0">
     <w:nsid w:val="0000A992"/>
     <w:multiLevelType w:val="multilevel"/>
-    <w:tmpl w:val="F0D6090E"/>
+    <w:tmpl w:val="3460A0B6"/>
     <w:lvl w:ilvl="0">
       <w:numFmt w:val="bullet"/>
       <w:lvlText w:val="☐"/>
@@ -7681,7 +7891,7 @@
   <w:abstractNum w:abstractNumId="3" w15:restartNumberingAfterBreak="0">
     <w:nsid w:val="00A99411"/>
     <w:multiLevelType w:val="multilevel"/>
-    <w:tmpl w:val="14044934"/>
+    <w:tmpl w:val="ACE2FE3C"/>
     <w:lvl w:ilvl="0">
       <w:start w:val="1"/>
       <w:numFmt w:val="decimal"/>
@@ -7764,25 +7974,25 @@
       </w:pPr>
     </w:lvl>
   </w:abstractNum>
-  <w:num w:numId="1" w16cid:durableId="511918430">
+  <w:num w:numId="1" w16cid:durableId="214511041">
     <w:abstractNumId w:val="0"/>
   </w:num>
-  <w:num w:numId="2" w16cid:durableId="286669129">
+  <w:num w:numId="2" w16cid:durableId="102507327">
     <w:abstractNumId w:val="1"/>
   </w:num>
-  <w:num w:numId="3" w16cid:durableId="1515917149">
+  <w:num w:numId="3" w16cid:durableId="963996990">
     <w:abstractNumId w:val="1"/>
   </w:num>
-  <w:num w:numId="4" w16cid:durableId="1161967729">
+  <w:num w:numId="4" w16cid:durableId="1831022906">
     <w:abstractNumId w:val="1"/>
   </w:num>
-  <w:num w:numId="5" w16cid:durableId="1338800715">
+  <w:num w:numId="5" w16cid:durableId="84159092">
     <w:abstractNumId w:val="1"/>
   </w:num>
-  <w:num w:numId="6" w16cid:durableId="245190373">
+  <w:num w:numId="6" w16cid:durableId="332876886">
     <w:abstractNumId w:val="1"/>
   </w:num>
-  <w:num w:numId="7" w16cid:durableId="1441491916">
+  <w:num w:numId="7" w16cid:durableId="1287467410">
     <w:abstractNumId w:val="3"/>
     <w:lvlOverride w:ilvl="0">
       <w:startOverride w:val="1"/>
@@ -7812,70 +8022,70 @@
       <w:startOverride w:val="1"/>
     </w:lvlOverride>
   </w:num>
-  <w:num w:numId="8" w16cid:durableId="1262763490">
+  <w:num w:numId="8" w16cid:durableId="1782338428">
     <w:abstractNumId w:val="1"/>
   </w:num>
-  <w:num w:numId="9" w16cid:durableId="1441871514">
+  <w:num w:numId="9" w16cid:durableId="628324023">
     <w:abstractNumId w:val="1"/>
   </w:num>
-  <w:num w:numId="10" w16cid:durableId="271015215">
+  <w:num w:numId="10" w16cid:durableId="1819570319">
     <w:abstractNumId w:val="1"/>
   </w:num>
-  <w:num w:numId="11" w16cid:durableId="1264680333">
+  <w:num w:numId="11" w16cid:durableId="659191181">
     <w:abstractNumId w:val="1"/>
   </w:num>
-  <w:num w:numId="12" w16cid:durableId="960259865">
+  <w:num w:numId="12" w16cid:durableId="219677025">
     <w:abstractNumId w:val="1"/>
   </w:num>
-  <w:num w:numId="13" w16cid:durableId="384111929">
+  <w:num w:numId="13" w16cid:durableId="1468159825">
     <w:abstractNumId w:val="1"/>
   </w:num>
-  <w:num w:numId="14" w16cid:durableId="700476886">
+  <w:num w:numId="14" w16cid:durableId="7634787">
     <w:abstractNumId w:val="1"/>
   </w:num>
-  <w:num w:numId="15" w16cid:durableId="1316715517">
+  <w:num w:numId="15" w16cid:durableId="1706326900">
     <w:abstractNumId w:val="1"/>
   </w:num>
-  <w:num w:numId="16" w16cid:durableId="391123168">
+  <w:num w:numId="16" w16cid:durableId="1657372276">
     <w:abstractNumId w:val="1"/>
   </w:num>
-  <w:num w:numId="17" w16cid:durableId="1047024130">
+  <w:num w:numId="17" w16cid:durableId="775564689">
     <w:abstractNumId w:val="1"/>
   </w:num>
-  <w:num w:numId="18" w16cid:durableId="1763069193">
+  <w:num w:numId="18" w16cid:durableId="1596476481">
     <w:abstractNumId w:val="1"/>
   </w:num>
-  <w:num w:numId="19" w16cid:durableId="462112859">
+  <w:num w:numId="19" w16cid:durableId="807163378">
     <w:abstractNumId w:val="1"/>
   </w:num>
-  <w:num w:numId="20" w16cid:durableId="1247617998">
+  <w:num w:numId="20" w16cid:durableId="428738176">
     <w:abstractNumId w:val="2"/>
   </w:num>
-  <w:num w:numId="21" w16cid:durableId="981082407">
+  <w:num w:numId="21" w16cid:durableId="886529705">
     <w:abstractNumId w:val="2"/>
   </w:num>
-  <w:num w:numId="22" w16cid:durableId="246305175">
+  <w:num w:numId="22" w16cid:durableId="1566523399">
     <w:abstractNumId w:val="2"/>
   </w:num>
-  <w:num w:numId="23" w16cid:durableId="1519737168">
+  <w:num w:numId="23" w16cid:durableId="1691951286">
     <w:abstractNumId w:val="2"/>
   </w:num>
-  <w:num w:numId="24" w16cid:durableId="1048799486">
+  <w:num w:numId="24" w16cid:durableId="403069651">
     <w:abstractNumId w:val="2"/>
   </w:num>
-  <w:num w:numId="25" w16cid:durableId="1823110611">
+  <w:num w:numId="25" w16cid:durableId="531378644">
     <w:abstractNumId w:val="2"/>
   </w:num>
-  <w:num w:numId="26" w16cid:durableId="1623682931">
+  <w:num w:numId="26" w16cid:durableId="1920170058">
     <w:abstractNumId w:val="2"/>
   </w:num>
-  <w:num w:numId="27" w16cid:durableId="1573347436">
+  <w:num w:numId="27" w16cid:durableId="950355786">
     <w:abstractNumId w:val="2"/>
   </w:num>
-  <w:num w:numId="28" w16cid:durableId="1046367052">
+  <w:num w:numId="28" w16cid:durableId="670068516">
     <w:abstractNumId w:val="2"/>
   </w:num>
-  <w:num w:numId="29" w16cid:durableId="1257131154">
+  <w:num w:numId="29" w16cid:durableId="1541160332">
     <w:abstractNumId w:val="2"/>
   </w:num>
 </w:numbering>
@@ -9126,7 +9336,7 @@
     <w:next w:val="Normal"/>
     <w:autoRedefine/>
     <w:uiPriority w:val="39"/>
-    <w:rsid w:val="00411642"/>
+    <w:rsid w:val="00882612"/>
     <w:pPr>
       <w:spacing w:after="100"/>
     </w:pPr>
@@ -9137,7 +9347,7 @@
     <w:next w:val="Normal"/>
     <w:autoRedefine/>
     <w:uiPriority w:val="39"/>
-    <w:rsid w:val="00411642"/>
+    <w:rsid w:val="00882612"/>
     <w:pPr>
       <w:spacing w:after="100"/>
       <w:ind w:left="210"/>
@@ -9147,7 +9357,7 @@
     <w:name w:val="header"/>
     <w:basedOn w:val="Normal"/>
     <w:link w:val="HeaderChar"/>
-    <w:rsid w:val="00411642"/>
+    <w:rsid w:val="00882612"/>
     <w:pPr>
       <w:tabs>
         <w:tab w:val="center" w:pos="4513"/>
@@ -9160,7 +9370,7 @@
     <w:name w:val="Header Char"/>
     <w:basedOn w:val="DefaultParagraphFont"/>
     <w:link w:val="Header"/>
-    <w:rsid w:val="00411642"/>
+    <w:rsid w:val="00882612"/>
     <w:rPr>
       <w:rFonts w:ascii="Segoe UI" w:eastAsia="Segoe UI" w:hAnsi="Segoe UI" w:cs="Segoe UI"/>
       <w:color w:val="242424"/>
@@ -9171,7 +9381,7 @@
     <w:name w:val="footer"/>
     <w:basedOn w:val="Normal"/>
     <w:link w:val="FooterChar"/>
-    <w:rsid w:val="00411642"/>
+    <w:rsid w:val="00882612"/>
     <w:pPr>
       <w:tabs>
         <w:tab w:val="center" w:pos="4513"/>
@@ -9184,7 +9394,7 @@
     <w:name w:val="Footer Char"/>
     <w:basedOn w:val="DefaultParagraphFont"/>
     <w:link w:val="Footer"/>
-    <w:rsid w:val="00411642"/>
+    <w:rsid w:val="00882612"/>
     <w:rPr>
       <w:rFonts w:ascii="Segoe UI" w:eastAsia="Segoe UI" w:hAnsi="Segoe UI" w:cs="Segoe UI"/>
       <w:color w:val="242424"/>

--- a/facilitator-guide.docx
+++ b/facilitator-guide.docx
@@ -10,7 +10,7 @@
           <w:sz w:val="21"/>
           <w:szCs w:val="24"/>
         </w:rPr>
-        <w:id w:val="-539667033"/>
+        <w:id w:val="682099543"/>
         <w:docPartObj>
           <w:docPartGallery w:val="Table of Contents"/>
           <w:docPartUnique/>
@@ -51,7 +51,7 @@
           <w:r>
             <w:fldChar w:fldCharType="separate"/>
           </w:r>
-          <w:hyperlink w:anchor="_Toc241754005" w:history="1">
+          <w:hyperlink w:anchor="_Toc241858746" w:history="1">
             <w:r>
               <w:rPr>
                 <w:rStyle w:val="Hyperlink"/>
@@ -78,7 +78,7 @@
                 <w:noProof/>
                 <w:webHidden/>
               </w:rPr>
-              <w:instrText xml:space="preserve"> PAGEREF _Toc241754005 \h </w:instrText>
+              <w:instrText xml:space="preserve"> PAGEREF _Toc241858746 \h </w:instrText>
             </w:r>
             <w:r>
               <w:rPr>
@@ -125,7 +125,7 @@
               <w14:ligatures w14:val="standardContextual"/>
             </w:rPr>
           </w:pPr>
-          <w:hyperlink w:anchor="_Toc241754006" w:history="1">
+          <w:hyperlink w:anchor="_Toc241858747" w:history="1">
             <w:r>
               <w:rPr>
                 <w:rStyle w:val="Hyperlink"/>
@@ -152,7 +152,7 @@
                 <w:noProof/>
                 <w:webHidden/>
               </w:rPr>
-              <w:instrText xml:space="preserve"> PAGEREF _Toc241754006 \h </w:instrText>
+              <w:instrText xml:space="preserve"> PAGEREF _Toc241858747 \h </w:instrText>
             </w:r>
             <w:r>
               <w:rPr>
@@ -199,7 +199,7 @@
               <w14:ligatures w14:val="standardContextual"/>
             </w:rPr>
           </w:pPr>
-          <w:hyperlink w:anchor="_Toc241754007" w:history="1">
+          <w:hyperlink w:anchor="_Toc241858748" w:history="1">
             <w:r>
               <w:rPr>
                 <w:rStyle w:val="Hyperlink"/>
@@ -226,7 +226,7 @@
                 <w:noProof/>
                 <w:webHidden/>
               </w:rPr>
-              <w:instrText xml:space="preserve"> PAGEREF _Toc241754007 \h </w:instrText>
+              <w:instrText xml:space="preserve"> PAGEREF _Toc241858748 \h </w:instrText>
             </w:r>
             <w:r>
               <w:rPr>
@@ -273,7 +273,7 @@
               <w14:ligatures w14:val="standardContextual"/>
             </w:rPr>
           </w:pPr>
-          <w:hyperlink w:anchor="_Toc241754008" w:history="1">
+          <w:hyperlink w:anchor="_Toc241858749" w:history="1">
             <w:r>
               <w:rPr>
                 <w:rStyle w:val="Hyperlink"/>
@@ -300,7 +300,7 @@
                 <w:noProof/>
                 <w:webHidden/>
               </w:rPr>
-              <w:instrText xml:space="preserve"> PAGEREF _Toc241754008 \h </w:instrText>
+              <w:instrText xml:space="preserve"> PAGEREF _Toc241858749 \h </w:instrText>
             </w:r>
             <w:r>
               <w:rPr>
@@ -347,7 +347,7 @@
               <w14:ligatures w14:val="standardContextual"/>
             </w:rPr>
           </w:pPr>
-          <w:hyperlink w:anchor="_Toc241754009" w:history="1">
+          <w:hyperlink w:anchor="_Toc241858750" w:history="1">
             <w:r>
               <w:rPr>
                 <w:rStyle w:val="Hyperlink"/>
@@ -374,7 +374,7 @@
                 <w:noProof/>
                 <w:webHidden/>
               </w:rPr>
-              <w:instrText xml:space="preserve"> PAGEREF _Toc241754009 \h </w:instrText>
+              <w:instrText xml:space="preserve"> PAGEREF _Toc241858750 \h </w:instrText>
             </w:r>
             <w:r>
               <w:rPr>
@@ -421,7 +421,7 @@
               <w14:ligatures w14:val="standardContextual"/>
             </w:rPr>
           </w:pPr>
-          <w:hyperlink w:anchor="_Toc241754010" w:history="1">
+          <w:hyperlink w:anchor="_Toc241858751" w:history="1">
             <w:r>
               <w:rPr>
                 <w:rStyle w:val="Hyperlink"/>
@@ -448,7 +448,7 @@
                 <w:noProof/>
                 <w:webHidden/>
               </w:rPr>
-              <w:instrText xml:space="preserve"> PAGEREF _Toc241754010 \h </w:instrText>
+              <w:instrText xml:space="preserve"> PAGEREF _Toc241858751 \h </w:instrText>
             </w:r>
             <w:r>
               <w:rPr>
@@ -495,7 +495,7 @@
               <w14:ligatures w14:val="standardContextual"/>
             </w:rPr>
           </w:pPr>
-          <w:hyperlink w:anchor="_Toc241754011" w:history="1">
+          <w:hyperlink w:anchor="_Toc241858752" w:history="1">
             <w:r>
               <w:rPr>
                 <w:rStyle w:val="Hyperlink"/>
@@ -522,7 +522,7 @@
                 <w:noProof/>
                 <w:webHidden/>
               </w:rPr>
-              <w:instrText xml:space="preserve"> PAGEREF _Toc241754011 \h </w:instrText>
+              <w:instrText xml:space="preserve"> PAGEREF _Toc241858752 \h </w:instrText>
             </w:r>
             <w:r>
               <w:rPr>
@@ -569,7 +569,7 @@
               <w14:ligatures w14:val="standardContextual"/>
             </w:rPr>
           </w:pPr>
-          <w:hyperlink w:anchor="_Toc241754012" w:history="1">
+          <w:hyperlink w:anchor="_Toc241858753" w:history="1">
             <w:r>
               <w:rPr>
                 <w:rStyle w:val="Hyperlink"/>
@@ -596,7 +596,7 @@
                 <w:noProof/>
                 <w:webHidden/>
               </w:rPr>
-              <w:instrText xml:space="preserve"> PAGEREF _Toc241754012 \h </w:instrText>
+              <w:instrText xml:space="preserve"> PAGEREF _Toc241858753 \h </w:instrText>
             </w:r>
             <w:r>
               <w:rPr>
@@ -643,7 +643,7 @@
               <w14:ligatures w14:val="standardContextual"/>
             </w:rPr>
           </w:pPr>
-          <w:hyperlink w:anchor="_Toc241754013" w:history="1">
+          <w:hyperlink w:anchor="_Toc241858754" w:history="1">
             <w:r>
               <w:rPr>
                 <w:rStyle w:val="Hyperlink"/>
@@ -670,7 +670,7 @@
                 <w:noProof/>
                 <w:webHidden/>
               </w:rPr>
-              <w:instrText xml:space="preserve"> PAGEREF _Toc241754013 \h </w:instrText>
+              <w:instrText xml:space="preserve"> PAGEREF _Toc241858754 \h </w:instrText>
             </w:r>
             <w:r>
               <w:rPr>
@@ -713,7 +713,7 @@
         <w:pStyle w:val="Heading1"/>
       </w:pPr>
       <w:bookmarkStart w:id="0" w:name="facilitator-guide"/>
-      <w:bookmarkStart w:id="1" w:name="_Toc241754005"/>
+      <w:bookmarkStart w:id="1" w:name="_Toc241858746"/>
       <w:r>
         <w:t>Facilitator Guide</w:t>
       </w:r>
@@ -724,7 +724,7 @@
         <w:pStyle w:val="Heading2"/>
       </w:pPr>
       <w:bookmarkStart w:id="2" w:name="Xcf6672c4a7c8d9b4cd1f77047f410e79b506e1f"/>
-      <w:bookmarkStart w:id="3" w:name="_Toc241754006"/>
+      <w:bookmarkStart w:id="3" w:name="_Toc241858747"/>
       <w:r>
         <w:t>Getting Things Done with Copilot Cowork for HR Tasks (4 hours, ~25 attendees)</w:t>
       </w:r>
@@ -794,7 +794,7 @@
         <w:pStyle w:val="Heading2"/>
       </w:pPr>
       <w:bookmarkStart w:id="4" w:name="before-you-start"/>
-      <w:bookmarkStart w:id="5" w:name="_Toc241754007"/>
+      <w:bookmarkStart w:id="5" w:name="_Toc241858748"/>
       <w:bookmarkEnd w:id="2"/>
       <w:r>
         <w:t>Before you start</w:t>
@@ -939,7 +939,16 @@
         <w:t>zava-sample-knowledge.zip</w:t>
       </w:r>
       <w:r>
-        <w:t xml:space="preserve"> (the six Word and Excel sample files) in a </w:t>
+        <w:t xml:space="preserve"> (the six Word and Excel sample files, in an </w:t>
+      </w:r>
+      <w:r>
+        <w:rPr>
+          <w:rStyle w:val="VerbatimChar"/>
+        </w:rPr>
+        <w:t>ai_hr_cowork_workshop</w:t>
+      </w:r>
+      <w:r>
+        <w:t xml:space="preserve"> folder) in a </w:t>
       </w:r>
       <w:r>
         <w:rPr>
@@ -968,7 +977,10 @@
         <w:t>Dry run:</w:t>
       </w:r>
       <w:r>
-        <w:t xml:space="preserve"> a full run of all 8 exercises on a test attendee account one week out, checked against the </w:t>
+        <w:t xml:space="preserve"> </w:t>
+      </w:r>
+      <w:r>
+        <w:t xml:space="preserve">a full run of all 8 exercises on a test attendee account one week out, checked against the </w:t>
       </w:r>
       <w:hyperlink r:id="rId8">
         <w:r>
@@ -1016,6 +1028,7 @@
           <w:b/>
           <w:bCs/>
         </w:rPr>
+        <w:lastRenderedPageBreak/>
         <w:t>Set expectations up front:</w:t>
       </w:r>
       <w:r>
@@ -1029,7 +1042,10 @@
         <w:t>separate tenant</w:t>
       </w:r>
       <w:r>
-        <w:t xml:space="preserve">, so mine may look a little different. Your drafts, OneDrive, and skills are your own. Everything Cowork produces is a </w:t>
+        <w:t xml:space="preserve">, so mine may look a little different. Your drafts, OneDrive, </w:t>
+      </w:r>
+      <w:r>
+        <w:t xml:space="preserve">and skills are your own. Everything Cowork produces is a </w:t>
       </w:r>
       <w:r>
         <w:rPr>
@@ -1057,14 +1073,10 @@
           <w:b/>
           <w:bCs/>
         </w:rPr>
-        <w:lastRenderedPageBreak/>
         <w:t>Tenant reminder:</w:t>
       </w:r>
       <w:r>
-        <w:t xml:space="preserve"> </w:t>
-      </w:r>
-      <w:r>
-        <w:t xml:space="preserve">The attendees share one tenant, so org search/grounding is consistent across the room — but so is any other demo content, and </w:t>
+        <w:t xml:space="preserve"> The attendees share one tenant, so org search/grounding is consistent across the room — but so is any other demo content, and </w:t>
       </w:r>
       <w:r>
         <w:rPr>
@@ -1131,7 +1143,10 @@
         <w:t>divider slide</w:t>
       </w:r>
       <w:r>
-        <w:t xml:space="preserve"> (exercise number, picture, time, and an 8-step progress tracker), and each exercise is its own </w:t>
+        <w:t xml:space="preserve"> </w:t>
+      </w:r>
+      <w:r>
+        <w:t xml:space="preserve">(exercise number, picture, time, and an 8-step progress tracker), and each exercise is its own </w:t>
       </w:r>
       <w:r>
         <w:rPr>
@@ -1159,7 +1174,7 @@
         <w:pStyle w:val="Heading2"/>
       </w:pPr>
       <w:bookmarkStart w:id="6" w:name="run-sheet-240-minutes"/>
-      <w:bookmarkStart w:id="7" w:name="_Toc241754008"/>
+      <w:bookmarkStart w:id="7" w:name="_Toc241858749"/>
       <w:bookmarkEnd w:id="4"/>
       <w:r>
         <w:t>Run sheet (240 minutes)</w:t>
@@ -2166,6 +2181,7 @@
               <w:rPr>
                 <w:sz w:val="19"/>
               </w:rPr>
+              <w:lastRenderedPageBreak/>
               <w:t>3:30–3:35</w:t>
             </w:r>
           </w:p>
@@ -2244,14 +2260,7 @@
               <w:rPr>
                 <w:sz w:val="19"/>
               </w:rPr>
-              <w:t>3:35–</w:t>
-            </w:r>
-            <w:r>
-              <w:rPr>
-                <w:sz w:val="19"/>
-              </w:rPr>
-              <w:lastRenderedPageBreak/>
-              <w:t>3:55</w:t>
+              <w:t>3:35–3:55</w:t>
             </w:r>
           </w:p>
         </w:tc>
@@ -2270,97 +2279,78 @@
                 <w:bCs/>
                 <w:sz w:val="19"/>
               </w:rPr>
-              <w:lastRenderedPageBreak/>
-              <w:t xml:space="preserve">Ex 8 — Agent </w:t>
-            </w:r>
+              <w:t>Ex 8 — Agent Builder (non-Cowork)</w:t>
+            </w:r>
+          </w:p>
+        </w:tc>
+        <w:tc>
+          <w:tcPr>
+            <w:tcW w:w="0" w:type="auto"/>
+          </w:tcPr>
+          <w:p>
+            <w:pPr>
+              <w:pStyle w:val="Compact"/>
+              <w:spacing w:before="20" w:after="20"/>
+            </w:pPr>
+            <w:r>
+              <w:rPr>
+                <w:sz w:val="19"/>
+              </w:rPr>
+              <w:t>Build the HR Policy Agent live; test on "Try it"</w:t>
+            </w:r>
+          </w:p>
+        </w:tc>
+        <w:tc>
+          <w:tcPr>
+            <w:tcW w:w="0" w:type="auto"/>
+          </w:tcPr>
+          <w:p>
+            <w:pPr>
+              <w:pStyle w:val="Compact"/>
+              <w:spacing w:before="20" w:after="20"/>
+            </w:pPr>
+            <w:r>
+              <w:rPr>
+                <w:sz w:val="19"/>
+              </w:rPr>
+              <w:t>Build, add knowledge, test in/out of scope</w:t>
+            </w:r>
+          </w:p>
+        </w:tc>
+      </w:tr>
+      <w:tr>
+        <w:tc>
+          <w:tcPr>
+            <w:tcW w:w="0" w:type="auto"/>
+          </w:tcPr>
+          <w:p>
+            <w:pPr>
+              <w:pStyle w:val="Compact"/>
+              <w:spacing w:before="20" w:after="20"/>
+            </w:pPr>
+            <w:r>
+              <w:rPr>
+                <w:sz w:val="19"/>
+              </w:rPr>
+              <w:t>3:55–4:00</w:t>
+            </w:r>
+          </w:p>
+        </w:tc>
+        <w:tc>
+          <w:tcPr>
+            <w:tcW w:w="0" w:type="auto"/>
+          </w:tcPr>
+          <w:p>
+            <w:pPr>
+              <w:pStyle w:val="Compact"/>
+              <w:spacing w:before="20" w:after="20"/>
+            </w:pPr>
             <w:r>
               <w:rPr>
                 <w:b/>
                 <w:bCs/>
                 <w:sz w:val="19"/>
               </w:rPr>
-              <w:lastRenderedPageBreak/>
-              <w:t>Builder (non-Cowork)</w:t>
-            </w:r>
-          </w:p>
-        </w:tc>
-        <w:tc>
-          <w:tcPr>
-            <w:tcW w:w="0" w:type="auto"/>
-          </w:tcPr>
-          <w:p>
-            <w:pPr>
-              <w:pStyle w:val="Compact"/>
-              <w:spacing w:before="20" w:after="20"/>
-            </w:pPr>
-            <w:r>
-              <w:rPr>
-                <w:sz w:val="19"/>
-              </w:rPr>
-              <w:lastRenderedPageBreak/>
-              <w:t>Build the HR Policy Agent live; test on "Try it"</w:t>
-            </w:r>
-          </w:p>
-        </w:tc>
-        <w:tc>
-          <w:tcPr>
-            <w:tcW w:w="0" w:type="auto"/>
-          </w:tcPr>
-          <w:p>
-            <w:pPr>
-              <w:pStyle w:val="Compact"/>
-              <w:spacing w:before="20" w:after="20"/>
-            </w:pPr>
-            <w:r>
-              <w:rPr>
-                <w:sz w:val="19"/>
-              </w:rPr>
-              <w:t xml:space="preserve">Build, add knowledge, test </w:t>
-            </w:r>
-            <w:r>
-              <w:rPr>
-                <w:sz w:val="19"/>
-              </w:rPr>
-              <w:lastRenderedPageBreak/>
-              <w:t>in/out of scope</w:t>
-            </w:r>
-          </w:p>
-        </w:tc>
-      </w:tr>
-      <w:tr>
-        <w:tc>
-          <w:tcPr>
-            <w:tcW w:w="0" w:type="auto"/>
-          </w:tcPr>
-          <w:p>
-            <w:pPr>
-              <w:pStyle w:val="Compact"/>
-              <w:spacing w:before="20" w:after="20"/>
-            </w:pPr>
-            <w:r>
-              <w:rPr>
-                <w:sz w:val="19"/>
-              </w:rPr>
-              <w:lastRenderedPageBreak/>
-              <w:t>3:55–4:00</w:t>
-            </w:r>
-          </w:p>
-        </w:tc>
-        <w:tc>
-          <w:tcPr>
-            <w:tcW w:w="0" w:type="auto"/>
-          </w:tcPr>
-          <w:p>
-            <w:pPr>
-              <w:pStyle w:val="Compact"/>
-              <w:spacing w:before="20" w:after="20"/>
-            </w:pPr>
-            <w:r>
-              <w:rPr>
-                <w:b/>
-                <w:bCs/>
-                <w:sz w:val="19"/>
-              </w:rPr>
               <w:t>Wrap-up</w:t>
             </w:r>
           </w:p>
@@ -2406,7 +2396,7 @@
         <w:pStyle w:val="Heading2"/>
       </w:pPr>
       <w:bookmarkStart w:id="8" w:name="segment-talking-points"/>
-      <w:bookmarkStart w:id="9" w:name="_Toc241754009"/>
+      <w:bookmarkStart w:id="9" w:name="_Toc241858750"/>
       <w:bookmarkEnd w:id="6"/>
       <w:r>
         <w:t>Segment talking points</w:t>
@@ -2441,10 +2431,7 @@
         <w:t>six learning objectives</w:t>
       </w:r>
       <w:r>
-        <w:t xml:space="preserve"> </w:t>
-      </w:r>
-      <w:r>
-        <w:t>(README / workbook / deck slide 3): choose the right tool, delegate safely, ground in real content, package repeatable work, build a no-code agent, apply HR guardrails. Come back to them at wrap-up.</w:t>
+        <w:t xml:space="preserve"> (README / workbook / deck slide 3): choose the right tool, delegate safely, ground in real content, package repeatable work, build a no-code agent, apply HR guardrails. Come back to them at wrap-up.</w:t>
       </w:r>
     </w:p>
     <w:p>
@@ -2696,10 +2683,7 @@
         <w:t>Customize</w:t>
       </w:r>
       <w:r>
-        <w:t xml:space="preserve"> </w:t>
-      </w:r>
-      <w:r>
-        <w:t xml:space="preserve">(custom instructions, skills, plugins). See </w:t>
+        <w:t xml:space="preserve"> (custom instructions, skills, plugins). See </w:t>
       </w:r>
       <w:hyperlink r:id="rId11">
         <w:r>
@@ -2833,7 +2817,10 @@
         <w:t>Approvals first.</w:t>
       </w:r>
       <w:r>
-        <w:t xml:space="preserve"> Before the room starts, show an approval dialog and name each option: the action button, </w:t>
+        <w:t xml:space="preserve"> </w:t>
+      </w:r>
+      <w:r>
+        <w:t xml:space="preserve">Before the room starts, show an approval dialog and name each option: the action button, </w:t>
       </w:r>
       <w:r>
         <w:rPr>
@@ -2870,13 +2857,18 @@
           <w:b/>
           <w:bCs/>
         </w:rPr>
-        <w:t>More options → Always allow</w:t>
-      </w:r>
-      <w:r>
-        <w:t xml:space="preserve">. Say plainly: "One at a time. No Approve All." Show where to </w:t>
-      </w:r>
-      <w:r>
-        <w:t xml:space="preserve">revoke: side panel → </w:t>
+        <w:t xml:space="preserve">More </w:t>
+      </w:r>
+      <w:r>
+        <w:rPr>
+          <w:b/>
+          <w:bCs/>
+        </w:rPr>
+        <w:lastRenderedPageBreak/>
+        <w:t>options → Always allow</w:t>
+      </w:r>
+      <w:r>
+        <w:t xml:space="preserve">. Say plainly: "One at a time. No Approve All." Show where to revoke: side panel → </w:t>
       </w:r>
       <w:r>
         <w:rPr>
@@ -2898,7 +2890,6 @@
         </w:numPr>
       </w:pPr>
       <w:r>
-        <w:lastRenderedPageBreak/>
         <w:t xml:space="preserve">This is the first </w:t>
       </w:r>
       <w:r>
@@ -3024,7 +3015,10 @@
         <w:t>Slow down and show the Output folder (about 3 minutes, on screen).</w:t>
       </w:r>
       <w:r>
-        <w:t xml:space="preserve"> This is the first exercise that creates a file, and every later exercise depends on finding outputs:</w:t>
+        <w:t xml:space="preserve"> This is the first </w:t>
+      </w:r>
+      <w:r>
+        <w:t>exercise that creates a file, and every later exercise depends on finding outputs:</w:t>
       </w:r>
     </w:p>
     <w:p>
@@ -3194,7 +3188,10 @@
         <w:t>OneDrive → Cowork</w:t>
       </w:r>
       <w:r>
-        <w:t xml:space="preserve"> in a new browser tab to show the same file saved there. Then have the room do it themselves before moving on; proctors help anyone who can't find the side panel toggle.</w:t>
+        <w:t xml:space="preserve"> in a new browser tab to show the same file saved there. </w:t>
+      </w:r>
+      <w:r>
+        <w:t>Then have the room do it themselves before moving on; proctors help anyone who can't find the side panel toggle.</w:t>
       </w:r>
     </w:p>
     <w:p>
@@ -3253,7 +3250,14 @@
           <w:b/>
           <w:bCs/>
         </w:rPr>
-        <w:t>workstreams and decisions, not evaluating individual people</w:t>
+        <w:t xml:space="preserve">workstreams and </w:t>
+      </w:r>
+      <w:r>
+        <w:rPr>
+          <w:b/>
+          <w:bCs/>
+        </w:rPr>
+        <w:t>decisions, not evaluating individual people</w:t>
       </w:r>
       <w:r>
         <w:t xml:space="preserve"> — an important norm for HR.</w:t>
@@ -3466,7 +3470,10 @@
         <w:t>Timing:</w:t>
       </w:r>
       <w:r>
-        <w:t xml:space="preserve"> Deep Research takes a few minutes. Use the wait to ask "When is web research better than our own content, and when is it riskier?" If the room is behind at </w:t>
+        <w:t xml:space="preserve"> </w:t>
+      </w:r>
+      <w:r>
+        <w:t xml:space="preserve">Deep Research takes a few minutes. Use the wait to ask "When is web research better than our own content, and when is it riskier?" If the room is behind at </w:t>
       </w:r>
       <w:r>
         <w:rPr>
@@ -3590,10 +3597,7 @@
         <w:t>no "browser" skill</w:t>
       </w:r>
       <w:r>
-        <w:t xml:space="preserve"> </w:t>
-      </w:r>
-      <w:r>
-        <w:t xml:space="preserve">to pick and no skill chip. Ask for something that needs a website and Cowork opens a </w:t>
+        <w:t xml:space="preserve"> to pick and no skill chip. Ask for something that needs a website and Cowork opens a </w:t>
       </w:r>
       <w:r>
         <w:rPr>
@@ -3603,7 +3607,10 @@
         <w:t>hidden tab in the attendee's own Edge</w:t>
       </w:r>
       <w:r>
-        <w:t>, with their sign-ins and the organization's policies. No new access; sign-in, MFA, and CAPTCHA are handed back to the person; consequential actions need approval; everything is audited.</w:t>
+        <w:t xml:space="preserve">, with their sign-ins </w:t>
+      </w:r>
+      <w:r>
+        <w:t>and the organization's policies. No new access; sign-in, MFA, and CAPTCHA are handed back to the person; consequential actions need approval; everything is audited.</w:t>
       </w:r>
     </w:p>
     <w:p>
@@ -3672,10 +3679,7 @@
         <w:t>Switch to tab</w:t>
       </w:r>
       <w:r>
-        <w:t xml:space="preserve"> so the room sees Edge typing in the DOL </w:t>
-      </w:r>
-      <w:r>
-        <w:t>search box and clicking through. Then switch back to the chat.</w:t>
+        <w:t xml:space="preserve"> so the room sees Edge typing in the DOL search box and clicking through. Then switch back to the chat.</w:t>
       </w:r>
     </w:p>
     <w:p>
@@ -3697,7 +3701,10 @@
         <w:t>read-only</w:t>
       </w:r>
       <w:r>
-        <w:t xml:space="preserve"> on two public government sites (dol.gov, lni.wa.gov), so it's safe for a room of 25. A good table: Zava's 1.5× over 40 hours </w:t>
+        <w:t xml:space="preserve"> on two public government sites (dol.gov, lni.wa.gov), so it's safe </w:t>
+      </w:r>
+      <w:r>
+        <w:t xml:space="preserve">for a room of 25. A good table: Zava's 1.5× over 40 hours </w:t>
       </w:r>
       <w:r>
         <w:rPr>
@@ -3795,10 +3802,7 @@
         <w:t>Requirements</w:t>
       </w:r>
       <w:r>
-        <w:t xml:space="preserve"> </w:t>
-      </w:r>
-      <w:r>
-        <w:t xml:space="preserve">(host; see the </w:t>
+        <w:t xml:space="preserve"> (host; see the </w:t>
       </w:r>
       <w:hyperlink r:id="rId13">
         <w:r>
@@ -3879,10 +3883,7 @@
         <w:t>FLSA Overtime Security Advisor</w:t>
       </w:r>
       <w:r>
-        <w:t xml:space="preserve">, with </w:t>
-      </w:r>
-      <w:r>
-        <w:t>Cowork saying each answer before it clicks. It shows multi-step form navigation without submitting anything personal.</w:t>
+        <w:t>, with Cowork saying each answer before it clicks. It shows multi-step form navigation without submitting anything personal.</w:t>
       </w:r>
     </w:p>
     <w:p>
@@ -4019,10 +4020,7 @@
         <w:t>Shared-tenant tip:</w:t>
       </w:r>
       <w:r>
-        <w:t xml:space="preserve"> </w:t>
-      </w:r>
-      <w:r>
-        <w:t xml:space="preserve">tell everyone to keep their skill </w:t>
+        <w:t xml:space="preserve"> tell everyone to keep their skill </w:t>
       </w:r>
       <w:r>
         <w:rPr>
@@ -4032,7 +4030,10 @@
         <w:t>"Only you"</w:t>
       </w:r>
       <w:r>
-        <w:t xml:space="preserve"> (or add initials) so you don't end up with 25 identically named skills shared across the tenant.</w:t>
+        <w:t xml:space="preserve"> (or add initials) so you </w:t>
+      </w:r>
+      <w:r>
+        <w:t>don't end up with 25 identically named skills shared across the tenant.</w:t>
       </w:r>
     </w:p>
     <w:p>
@@ -4103,10 +4104,7 @@
         <w:t>wording-review table</w:t>
       </w:r>
       <w:r>
-        <w:t xml:space="preserve">: typical flags are the degree </w:t>
-      </w:r>
-      <w:r>
-        <w:t>requirement and "1–3 years" read as must-haves. Ask the room whether they agree with every flag; HR keeps the final judgment.</w:t>
+        <w:t>: typical flags are the degree requirement and "1–3 years" read as must-haves. Ask the room whether they agree with every flag; HR keeps the final judgment.</w:t>
       </w:r>
     </w:p>
     <w:p>
@@ -4389,7 +4387,10 @@
         <w:t>Activate and run now</w:t>
       </w:r>
       <w:r>
-        <w:t xml:space="preserve"> so the room sees a real run, then show the </w:t>
+        <w:t xml:space="preserve"> </w:t>
+      </w:r>
+      <w:r>
+        <w:t xml:space="preserve">so the room sees a real run, then show the </w:t>
       </w:r>
       <w:r>
         <w:rPr>
@@ -4492,10 +4493,7 @@
         <w:t>No hands-on.</w:t>
       </w:r>
       <w:r>
-        <w:t xml:space="preserve"> </w:t>
-      </w:r>
-      <w:r>
-        <w:t xml:space="preserve">Attendees are already on </w:t>
+        <w:t xml:space="preserve"> Attendees are already on </w:t>
       </w:r>
       <w:r>
         <w:rPr>
@@ -4515,7 +4513,10 @@
         <w:t>how</w:t>
       </w:r>
       <w:r>
-        <w:t xml:space="preserve"> you work; plugins connect Cowork to the </w:t>
+        <w:t xml:space="preserve"> you work; plugins connect Cowork to the</w:t>
+      </w:r>
+      <w:r>
+        <w:t xml:space="preserve"> </w:t>
       </w:r>
       <w:r>
         <w:rPr>
@@ -4630,7 +4631,10 @@
         <w:t>Gusto</w:t>
       </w:r>
       <w:r>
-        <w:t xml:space="preserve"> (payroll, employee records, benefits enrollment), </w:t>
+        <w:t xml:space="preserve"> </w:t>
+      </w:r>
+      <w:r>
+        <w:t xml:space="preserve">(payroll, employee records, benefits enrollment), </w:t>
       </w:r>
       <w:r>
         <w:rPr>
@@ -4709,10 +4713,7 @@
         <w:t>Expect the SAP SuccessFactors question.</w:t>
       </w:r>
       <w:r>
-        <w:t xml:space="preserve"> </w:t>
-      </w:r>
-      <w:r>
-        <w:t xml:space="preserve">There's no SuccessFactors plugin in the Cowork catalog yet (checked Oct 1, 2026). Point to the </w:t>
+        <w:t xml:space="preserve"> There's no SuccessFactors plugin in the Cowork catalog yet (checked Oct 1, 2026). Point to the </w:t>
       </w:r>
       <w:r>
         <w:rPr>
@@ -4722,7 +4723,10 @@
         <w:t>Employee Self-Service agent</w:t>
       </w:r>
       <w:r>
-        <w:t xml:space="preserve"> with its SAP SuccessFactors extension pack (a Copilot agent, not a Cowork plugin), or a </w:t>
+        <w:t xml:space="preserve"> with its SAP SuccessFactors </w:t>
+      </w:r>
+      <w:r>
+        <w:t xml:space="preserve">extension pack (a Copilot agent, not a Cowork plugin), or a </w:t>
       </w:r>
       <w:r>
         <w:rPr>
@@ -4765,10 +4769,7 @@
         </w:r>
       </w:hyperlink>
       <w:r>
-        <w:t xml:space="preserve">: with a </w:t>
-      </w:r>
-      <w:r>
-        <w:t>payroll plugin, Cowork joins the ticket spreadsheet with live payroll data, then waits for approval.</w:t>
+        <w:t>: with a payroll plugin, Cowork joins the ticket spreadsheet with live payroll data, then waits for approval.</w:t>
       </w:r>
     </w:p>
     <w:p>
@@ -4790,7 +4791,10 @@
         <w:t>governed by IT</w:t>
       </w:r>
       <w:r>
-        <w:t xml:space="preserve"> (approval, deployment, Purview audit logs); </w:t>
+        <w:t xml:space="preserve"> </w:t>
+      </w:r>
+      <w:r>
+        <w:t xml:space="preserve">(approval, deployment, Purview audit logs); </w:t>
       </w:r>
       <w:r>
         <w:rPr>
@@ -4844,10 +4848,7 @@
         <w:t>into</w:t>
       </w:r>
       <w:r>
-        <w:t xml:space="preserve"> </w:t>
-      </w:r>
-      <w:r>
-        <w:t xml:space="preserve">Cowork. Next, Agent Builder lets you build a helper </w:t>
+        <w:t xml:space="preserve"> Cowork. Next, Agent Builder lets you build a helper </w:t>
       </w:r>
       <w:r>
         <w:rPr>
@@ -4985,10 +4986,7 @@
         <w:t>Describe → Configure → Try it</w:t>
       </w:r>
       <w:r>
-        <w:t xml:space="preserve"> </w:t>
-      </w:r>
-      <w:r>
-        <w:t xml:space="preserve">tabs; add the Zava HR docs as </w:t>
+        <w:t xml:space="preserve"> tabs; add the Zava HR docs as </w:t>
       </w:r>
       <w:r>
         <w:rPr>
@@ -5040,7 +5038,10 @@
         <w:t>actions</w:t>
       </w:r>
       <w:r>
-        <w:t xml:space="preserve"> you'd move to Copilot Studio (out of scope). Good moment to show the breadth of the Copilot platform beyond Cowork.</w:t>
+        <w:t xml:space="preserve"> </w:t>
+      </w:r>
+      <w:r>
+        <w:t>you'd move to Copilot Studio (out of scope). Good moment to show the breadth of the Copilot platform beyond Cowork.</w:t>
       </w:r>
     </w:p>
     <w:p>
@@ -5084,10 +5085,7 @@
         <w:t>three tools</w:t>
       </w:r>
       <w:r>
-        <w:t xml:space="preserve">: Copilot Chat (quick answers), Cowork (get work done), Agent Builder </w:t>
-      </w:r>
-      <w:r>
-        <w:t>(stand up a reusable helper).</w:t>
+        <w:t>: Copilot Chat (quick answers), Cowork (get work done), Agent Builder (stand up a reusable helper).</w:t>
       </w:r>
     </w:p>
     <w:p>
@@ -5230,7 +5228,10 @@
         </w:r>
       </w:hyperlink>
       <w:r>
-        <w:t xml:space="preserve"> (full knowledge check, feedback survey, and 30-day adoption plan).</w:t>
+        <w:t xml:space="preserve"> </w:t>
+      </w:r>
+      <w:r>
+        <w:t>(full knowledge check, feedback survey, and 30-day adoption plan).</w:t>
       </w:r>
     </w:p>
     <w:p>
@@ -5238,7 +5239,7 @@
         <w:pStyle w:val="Heading2"/>
       </w:pPr>
       <w:bookmarkStart w:id="25" w:name="troubleshooting-triage-hand-to-proctors"/>
-      <w:bookmarkStart w:id="26" w:name="_Toc241754010"/>
+      <w:bookmarkStart w:id="26" w:name="_Toc241858751"/>
       <w:bookmarkEnd w:id="8"/>
       <w:bookmarkEnd w:id="24"/>
       <w:r>
@@ -5792,7 +5793,13 @@
               <w:rPr>
                 <w:sz w:val="19"/>
               </w:rPr>
-              <w:t xml:space="preserve"> → revoke; start a </w:t>
+              <w:t xml:space="preserve"> </w:t>
+            </w:r>
+            <w:r>
+              <w:rPr>
+                <w:sz w:val="19"/>
+              </w:rPr>
+              <w:t xml:space="preserve">→ revoke; start a </w:t>
             </w:r>
             <w:r>
               <w:rPr>
@@ -6246,13 +6253,7 @@
               <w:rPr>
                 <w:sz w:val="19"/>
               </w:rPr>
-              <w:t xml:space="preserve"> </w:t>
-            </w:r>
-            <w:r>
-              <w:rPr>
-                <w:sz w:val="19"/>
-              </w:rPr>
-              <w:t>setting is off, or the consent notice wasn't accepted</w:t>
+              <w:t xml:space="preserve"> setting is off, or the consent notice wasn't accepted</w:t>
             </w:r>
           </w:p>
         </w:tc>
@@ -6444,7 +6445,7 @@
         <w:pStyle w:val="Heading2"/>
       </w:pPr>
       <w:bookmarkStart w:id="27" w:name="time-checks-and-what-to-cut"/>
-      <w:bookmarkStart w:id="28" w:name="_Toc241754011"/>
+      <w:bookmarkStart w:id="28" w:name="_Toc241858752"/>
       <w:bookmarkEnd w:id="25"/>
       <w:r>
         <w:t>Time checks and what to cut</w:t>
@@ -6965,7 +6966,10 @@
         <w:t>Stretch</w:t>
       </w:r>
       <w:r>
-        <w:t xml:space="preserve"> prompts, or have early finishers try a prompt from the </w:t>
+        <w:t xml:space="preserve"> </w:t>
+      </w:r>
+      <w:r>
+        <w:t xml:space="preserve">prompts, or have early finishers try a prompt from the </w:t>
       </w:r>
       <w:hyperlink r:id="rId25">
         <w:r>
@@ -6984,7 +6988,7 @@
         <w:pStyle w:val="Heading2"/>
       </w:pPr>
       <w:bookmarkStart w:id="29" w:name="pacing-tips-for-25-people"/>
-      <w:bookmarkStart w:id="30" w:name="_Toc241754012"/>
+      <w:bookmarkStart w:id="30" w:name="_Toc241858753"/>
       <w:bookmarkEnd w:id="27"/>
       <w:r>
         <w:t>Pacing tips for ~25 people</w:t>
@@ -7092,7 +7096,7 @@
         <w:pStyle w:val="Heading2"/>
       </w:pPr>
       <w:bookmarkStart w:id="31" w:name="success-criteria"/>
-      <w:bookmarkStart w:id="32" w:name="_Toc241754013"/>
+      <w:bookmarkStart w:id="32" w:name="_Toc241858754"/>
       <w:bookmarkEnd w:id="29"/>
       <w:r>
         <w:t>Success criteria</w:t>
@@ -7180,7 +7184,10 @@
         <w:t>Output folder</w:t>
       </w:r>
       <w:r>
-        <w:t xml:space="preserve"> and OneDrive → Cowork, and saved it as a skill with a schedule, approving one action at a time (Ex 1)</w:t>
+        <w:t xml:space="preserve"> and </w:t>
+      </w:r>
+      <w:r>
+        <w:t>OneDrive → Cowork, and saved it as a skill with a schedule, approving one action at a time (Ex 1)</w:t>
       </w:r>
     </w:p>
     <w:p>
@@ -7224,10 +7231,7 @@
         <w:t>navigate two websites</w:t>
       </w:r>
       <w:r>
-        <w:t xml:space="preserve"> </w:t>
-      </w:r>
-      <w:r>
-        <w:t>in Edge and turn the result into a Word brief (Ex 3)</w:t>
+        <w:t xml:space="preserve"> in Edge and turn the result into a Word brief (Ex 3)</w:t>
       </w:r>
     </w:p>
     <w:p>
@@ -7423,7 +7427,7 @@
   <w:abstractNum w:abstractNumId="0" w15:restartNumberingAfterBreak="0">
     <w:nsid w:val="0000A990"/>
     <w:multiLevelType w:val="multilevel"/>
-    <w:tmpl w:val="4ED6E582"/>
+    <w:tmpl w:val="AA1EE566"/>
     <w:lvl w:ilvl="0">
       <w:numFmt w:val="bullet"/>
       <w:lvlText w:val=" "/>
@@ -7500,7 +7504,7 @@
   <w:abstractNum w:abstractNumId="1" w15:restartNumberingAfterBreak="0">
     <w:nsid w:val="0000A991"/>
     <w:multiLevelType w:val="multilevel"/>
-    <w:tmpl w:val="6D607EF8"/>
+    <w:tmpl w:val="19924F9E"/>
     <w:lvl w:ilvl="0">
       <w:numFmt w:val="bullet"/>
       <w:lvlText w:val=""/>
@@ -7604,7 +7608,7 @@
   <w:abstractNum w:abstractNumId="2" w15:restartNumberingAfterBreak="0">
     <w:nsid w:val="0000A992"/>
     <w:multiLevelType w:val="multilevel"/>
-    <w:tmpl w:val="F0D6090E"/>
+    <w:tmpl w:val="C5E2E2FE"/>
     <w:lvl w:ilvl="0">
       <w:numFmt w:val="bullet"/>
       <w:lvlText w:val="☐"/>
@@ -7681,7 +7685,7 @@
   <w:abstractNum w:abstractNumId="3" w15:restartNumberingAfterBreak="0">
     <w:nsid w:val="00A99411"/>
     <w:multiLevelType w:val="multilevel"/>
-    <w:tmpl w:val="14044934"/>
+    <w:tmpl w:val="3A2E4700"/>
     <w:lvl w:ilvl="0">
       <w:start w:val="1"/>
       <w:numFmt w:val="decimal"/>
@@ -7764,25 +7768,25 @@
       </w:pPr>
     </w:lvl>
   </w:abstractNum>
-  <w:num w:numId="1" w16cid:durableId="511918430">
+  <w:num w:numId="1" w16cid:durableId="444229187">
     <w:abstractNumId w:val="0"/>
   </w:num>
-  <w:num w:numId="2" w16cid:durableId="286669129">
+  <w:num w:numId="2" w16cid:durableId="819688411">
     <w:abstractNumId w:val="1"/>
   </w:num>
-  <w:num w:numId="3" w16cid:durableId="1515917149">
+  <w:num w:numId="3" w16cid:durableId="1020858264">
     <w:abstractNumId w:val="1"/>
   </w:num>
-  <w:num w:numId="4" w16cid:durableId="1161967729">
+  <w:num w:numId="4" w16cid:durableId="1624145188">
     <w:abstractNumId w:val="1"/>
   </w:num>
-  <w:num w:numId="5" w16cid:durableId="1338800715">
+  <w:num w:numId="5" w16cid:durableId="670916366">
     <w:abstractNumId w:val="1"/>
   </w:num>
-  <w:num w:numId="6" w16cid:durableId="245190373">
+  <w:num w:numId="6" w16cid:durableId="137115450">
     <w:abstractNumId w:val="1"/>
   </w:num>
-  <w:num w:numId="7" w16cid:durableId="1441491916">
+  <w:num w:numId="7" w16cid:durableId="560556788">
     <w:abstractNumId w:val="3"/>
     <w:lvlOverride w:ilvl="0">
       <w:startOverride w:val="1"/>
@@ -7812,70 +7816,70 @@
       <w:startOverride w:val="1"/>
     </w:lvlOverride>
   </w:num>
-  <w:num w:numId="8" w16cid:durableId="1262763490">
+  <w:num w:numId="8" w16cid:durableId="936330678">
     <w:abstractNumId w:val="1"/>
   </w:num>
-  <w:num w:numId="9" w16cid:durableId="1441871514">
+  <w:num w:numId="9" w16cid:durableId="809060954">
     <w:abstractNumId w:val="1"/>
   </w:num>
-  <w:num w:numId="10" w16cid:durableId="271015215">
+  <w:num w:numId="10" w16cid:durableId="273446083">
     <w:abstractNumId w:val="1"/>
   </w:num>
-  <w:num w:numId="11" w16cid:durableId="1264680333">
+  <w:num w:numId="11" w16cid:durableId="1114178996">
     <w:abstractNumId w:val="1"/>
   </w:num>
-  <w:num w:numId="12" w16cid:durableId="960259865">
+  <w:num w:numId="12" w16cid:durableId="332148745">
     <w:abstractNumId w:val="1"/>
   </w:num>
-  <w:num w:numId="13" w16cid:durableId="384111929">
+  <w:num w:numId="13" w16cid:durableId="1490631814">
     <w:abstractNumId w:val="1"/>
   </w:num>
-  <w:num w:numId="14" w16cid:durableId="700476886">
+  <w:num w:numId="14" w16cid:durableId="101190695">
     <w:abstractNumId w:val="1"/>
   </w:num>
-  <w:num w:numId="15" w16cid:durableId="1316715517">
+  <w:num w:numId="15" w16cid:durableId="236600130">
     <w:abstractNumId w:val="1"/>
   </w:num>
-  <w:num w:numId="16" w16cid:durableId="391123168">
+  <w:num w:numId="16" w16cid:durableId="1441802406">
     <w:abstractNumId w:val="1"/>
   </w:num>
-  <w:num w:numId="17" w16cid:durableId="1047024130">
+  <w:num w:numId="17" w16cid:durableId="1357149668">
     <w:abstractNumId w:val="1"/>
   </w:num>
-  <w:num w:numId="18" w16cid:durableId="1763069193">
+  <w:num w:numId="18" w16cid:durableId="593055705">
     <w:abstractNumId w:val="1"/>
   </w:num>
-  <w:num w:numId="19" w16cid:durableId="462112859">
+  <w:num w:numId="19" w16cid:durableId="586306341">
     <w:abstractNumId w:val="1"/>
   </w:num>
-  <w:num w:numId="20" w16cid:durableId="1247617998">
+  <w:num w:numId="20" w16cid:durableId="1244410853">
     <w:abstractNumId w:val="2"/>
   </w:num>
-  <w:num w:numId="21" w16cid:durableId="981082407">
+  <w:num w:numId="21" w16cid:durableId="1941602207">
     <w:abstractNumId w:val="2"/>
   </w:num>
-  <w:num w:numId="22" w16cid:durableId="246305175">
+  <w:num w:numId="22" w16cid:durableId="44066184">
     <w:abstractNumId w:val="2"/>
   </w:num>
-  <w:num w:numId="23" w16cid:durableId="1519737168">
+  <w:num w:numId="23" w16cid:durableId="2041004609">
     <w:abstractNumId w:val="2"/>
   </w:num>
-  <w:num w:numId="24" w16cid:durableId="1048799486">
+  <w:num w:numId="24" w16cid:durableId="1679694478">
     <w:abstractNumId w:val="2"/>
   </w:num>
-  <w:num w:numId="25" w16cid:durableId="1823110611">
+  <w:num w:numId="25" w16cid:durableId="1349988587">
     <w:abstractNumId w:val="2"/>
   </w:num>
-  <w:num w:numId="26" w16cid:durableId="1623682931">
+  <w:num w:numId="26" w16cid:durableId="435638050">
     <w:abstractNumId w:val="2"/>
   </w:num>
-  <w:num w:numId="27" w16cid:durableId="1573347436">
+  <w:num w:numId="27" w16cid:durableId="612589931">
     <w:abstractNumId w:val="2"/>
   </w:num>
-  <w:num w:numId="28" w16cid:durableId="1046367052">
+  <w:num w:numId="28" w16cid:durableId="1574586074">
     <w:abstractNumId w:val="2"/>
   </w:num>
-  <w:num w:numId="29" w16cid:durableId="1257131154">
+  <w:num w:numId="29" w16cid:durableId="803425230">
     <w:abstractNumId w:val="2"/>
   </w:num>
 </w:numbering>
@@ -9126,7 +9130,7 @@
     <w:next w:val="Normal"/>
     <w:autoRedefine/>
     <w:uiPriority w:val="39"/>
-    <w:rsid w:val="00411642"/>
+    <w:rsid w:val="00DE04E7"/>
     <w:pPr>
       <w:spacing w:after="100"/>
     </w:pPr>
@@ -9137,7 +9141,7 @@
     <w:next w:val="Normal"/>
     <w:autoRedefine/>
     <w:uiPriority w:val="39"/>
-    <w:rsid w:val="00411642"/>
+    <w:rsid w:val="00DE04E7"/>
     <w:pPr>
       <w:spacing w:after="100"/>
       <w:ind w:left="210"/>
@@ -9147,7 +9151,7 @@
     <w:name w:val="header"/>
     <w:basedOn w:val="Normal"/>
     <w:link w:val="HeaderChar"/>
-    <w:rsid w:val="00411642"/>
+    <w:rsid w:val="00DE04E7"/>
     <w:pPr>
       <w:tabs>
         <w:tab w:val="center" w:pos="4513"/>
@@ -9160,7 +9164,7 @@
     <w:name w:val="Header Char"/>
     <w:basedOn w:val="DefaultParagraphFont"/>
     <w:link w:val="Header"/>
-    <w:rsid w:val="00411642"/>
+    <w:rsid w:val="00DE04E7"/>
     <w:rPr>
       <w:rFonts w:ascii="Segoe UI" w:eastAsia="Segoe UI" w:hAnsi="Segoe UI" w:cs="Segoe UI"/>
       <w:color w:val="242424"/>
@@ -9171,7 +9175,7 @@
     <w:name w:val="footer"/>
     <w:basedOn w:val="Normal"/>
     <w:link w:val="FooterChar"/>
-    <w:rsid w:val="00411642"/>
+    <w:rsid w:val="00DE04E7"/>
     <w:pPr>
       <w:tabs>
         <w:tab w:val="center" w:pos="4513"/>
@@ -9184,7 +9188,7 @@
     <w:name w:val="Footer Char"/>
     <w:basedOn w:val="DefaultParagraphFont"/>
     <w:link w:val="Footer"/>
-    <w:rsid w:val="00411642"/>
+    <w:rsid w:val="00DE04E7"/>
     <w:rPr>
       <w:rFonts w:ascii="Segoe UI" w:eastAsia="Segoe UI" w:hAnsi="Segoe UI" w:cs="Segoe UI"/>
       <w:color w:val="242424"/>
